--- a/week5/day22_Monday/reports/CNC_Pre-Training_Research_Assignment_(1).docx
+++ b/week5/day22_Monday/reports/CNC_Pre-Training_Research_Assignment_(1).docx
@@ -6,6 +6,14 @@
       <w:pPr>
         <w:spacing w:before="200" w:after="40" w:line="240" w:lineRule="auto"/>
       </w:pPr>
+      <w:r>
+        <w:rPr>
+          <w:b/>
+          <w:color w:val="C99A2E"/>
+          <w:sz w:val="18"/>
+        </w:rPr>
+        <w:t xml:space="preserve"> M</w:t>
+      </w:r>
       <w:r>
         <w:rPr>
           <w:b/>
@@ -256,6 +264,9 @@
           <w:p>
             <w:pPr>
               <w:spacing w:after="0" w:line="259" w:lineRule="auto"/>
+              <w:rPr>
+                <w:lang w:bidi="ar-JO"/>
+              </w:rPr>
             </w:pPr>
             <w:r>
               <w:rPr>
@@ -264,6 +275,22 @@
               </w:rPr>
               <w:t>Type here:</w:t>
             </w:r>
+            <w:r>
+              <w:rPr>
+                <w:b/>
+                <w:sz w:val="18"/>
+              </w:rPr>
+              <w:t xml:space="preserve"> Malak </w:t>
+            </w:r>
+            <w:proofErr w:type="spellStart"/>
+            <w:r>
+              <w:rPr>
+                <w:b/>
+                <w:sz w:val="18"/>
+              </w:rPr>
+              <w:t>Alsharqawi</w:t>
+            </w:r>
+            <w:proofErr w:type="spellEnd"/>
           </w:p>
         </w:tc>
       </w:tr>
@@ -2061,12 +2088,15 @@
           <w:p>
             <w:pPr>
               <w:spacing w:after="0" w:line="259" w:lineRule="auto"/>
+              <w:rPr>
+                <w:sz w:val="17"/>
+              </w:rPr>
             </w:pPr>
             <w:r>
               <w:rPr>
                 <w:sz w:val="17"/>
               </w:rPr>
-              <w:t>Type here</w:t>
+              <w:t>DC current flows through the armature, while brushes and a mechanical commutator continuously switch the current direction to keep the motor rotating.</w:t>
             </w:r>
           </w:p>
         </w:tc>
@@ -2084,12 +2114,15 @@
           <w:p>
             <w:pPr>
               <w:spacing w:after="0" w:line="259" w:lineRule="auto"/>
+              <w:rPr>
+                <w:sz w:val="17"/>
+              </w:rPr>
             </w:pPr>
             <w:r>
               <w:rPr>
                 <w:sz w:val="17"/>
               </w:rPr>
-              <w:t>Type here</w:t>
+              <w:t>Fans, pumps, small actuators</w:t>
             </w:r>
           </w:p>
         </w:tc>
@@ -2134,12 +2167,15 @@
           <w:p>
             <w:pPr>
               <w:spacing w:after="0" w:line="259" w:lineRule="auto"/>
+              <w:rPr>
+                <w:sz w:val="17"/>
+              </w:rPr>
             </w:pPr>
             <w:r>
               <w:rPr>
                 <w:sz w:val="17"/>
               </w:rPr>
-              <w:t>Type here</w:t>
+              <w:t>Permanent magnets on the rotor interact with a rotating magnetic field created by electronically switched stator windings.</w:t>
             </w:r>
           </w:p>
         </w:tc>
@@ -2157,12 +2193,15 @@
           <w:p>
             <w:pPr>
               <w:spacing w:after="0" w:line="259" w:lineRule="auto"/>
+              <w:rPr>
+                <w:sz w:val="17"/>
+              </w:rPr>
             </w:pPr>
             <w:r>
               <w:rPr>
                 <w:sz w:val="17"/>
               </w:rPr>
-              <w:t>Type here</w:t>
+              <w:t>Drones, electric vehicles, cooling fans</w:t>
             </w:r>
           </w:p>
         </w:tc>
@@ -2207,12 +2246,15 @@
           <w:p>
             <w:pPr>
               <w:spacing w:after="0" w:line="259" w:lineRule="auto"/>
+              <w:rPr>
+                <w:sz w:val="17"/>
+              </w:rPr>
             </w:pPr>
             <w:r>
               <w:rPr>
                 <w:sz w:val="17"/>
               </w:rPr>
-              <w:t>Type here</w:t>
+              <w:t>AC creates a rotating magnetic field in the stator, which induces current in the rotor. The interaction between the two magnetic fields produces torque.</w:t>
             </w:r>
           </w:p>
         </w:tc>
@@ -2230,12 +2272,15 @@
           <w:p>
             <w:pPr>
               <w:spacing w:after="0" w:line="259" w:lineRule="auto"/>
+              <w:rPr>
+                <w:sz w:val="17"/>
+              </w:rPr>
             </w:pPr>
             <w:r>
               <w:rPr>
                 <w:sz w:val="17"/>
               </w:rPr>
-              <w:t>Type here</w:t>
+              <w:t>Industrial pumps, conveyors, compressors</w:t>
             </w:r>
           </w:p>
         </w:tc>
@@ -2280,12 +2325,15 @@
           <w:p>
             <w:pPr>
               <w:spacing w:after="0" w:line="259" w:lineRule="auto"/>
+              <w:rPr>
+                <w:sz w:val="17"/>
+              </w:rPr>
             </w:pPr>
             <w:r>
               <w:rPr>
                 <w:sz w:val="17"/>
               </w:rPr>
-              <w:t>Type here</w:t>
+              <w:t>The controller energizes the stator windings in a specific sequence, causing the rotor to move in discrete steps.</w:t>
             </w:r>
           </w:p>
         </w:tc>
@@ -2303,12 +2351,15 @@
           <w:p>
             <w:pPr>
               <w:spacing w:after="0" w:line="259" w:lineRule="auto"/>
+              <w:rPr>
+                <w:sz w:val="17"/>
+              </w:rPr>
             </w:pPr>
             <w:r>
               <w:rPr>
                 <w:sz w:val="17"/>
               </w:rPr>
-              <w:t>Type here</w:t>
+              <w:t>3D printers, CNC positioning</w:t>
             </w:r>
           </w:p>
         </w:tc>
@@ -2353,12 +2404,15 @@
           <w:p>
             <w:pPr>
               <w:spacing w:after="0" w:line="259" w:lineRule="auto"/>
+              <w:rPr>
+                <w:sz w:val="17"/>
+              </w:rPr>
             </w:pPr>
             <w:r>
               <w:rPr>
                 <w:sz w:val="17"/>
               </w:rPr>
-              <w:t>Type here</w:t>
+              <w:t>A motor is combined with feedback and a controller. The controller compares the desired position/speed/torque with the actual value and continuously corrects the motor.</w:t>
             </w:r>
           </w:p>
         </w:tc>
@@ -2376,12 +2430,15 @@
           <w:p>
             <w:pPr>
               <w:spacing w:after="0" w:line="259" w:lineRule="auto"/>
+              <w:rPr>
+                <w:sz w:val="17"/>
+              </w:rPr>
             </w:pPr>
             <w:r>
               <w:rPr>
                 <w:sz w:val="17"/>
               </w:rPr>
-              <w:t>Type here</w:t>
+              <w:t>Industrial robots, CNC machines</w:t>
             </w:r>
           </w:p>
         </w:tc>
@@ -2554,7 +2611,7 @@
               <w:rPr>
                 <w:sz w:val="16"/>
               </w:rPr>
-              <w:t>Type here</w:t>
+              <w:t>Open-loop</w:t>
             </w:r>
           </w:p>
         </w:tc>
@@ -2577,7 +2634,7 @@
               <w:rPr>
                 <w:sz w:val="16"/>
               </w:rPr>
-              <w:t>Type here</w:t>
+              <w:t>Closed-loop</w:t>
             </w:r>
           </w:p>
         </w:tc>
@@ -2627,7 +2684,7 @@
               <w:rPr>
                 <w:sz w:val="16"/>
               </w:rPr>
-              <w:t>Type here</w:t>
+              <w:t>Excellent</w:t>
             </w:r>
           </w:p>
         </w:tc>
@@ -2650,7 +2707,7 @@
               <w:rPr>
                 <w:sz w:val="16"/>
               </w:rPr>
-              <w:t>Type here</w:t>
+              <w:t>Excellent</w:t>
             </w:r>
           </w:p>
         </w:tc>
@@ -2700,7 +2757,7 @@
               <w:rPr>
                 <w:sz w:val="16"/>
               </w:rPr>
-              <w:t>Type here</w:t>
+              <w:t>Decreases significantly</w:t>
             </w:r>
           </w:p>
         </w:tc>
@@ -2723,7 +2780,7 @@
               <w:rPr>
                 <w:sz w:val="16"/>
               </w:rPr>
-              <w:t>Type here</w:t>
+              <w:t>Generally better</w:t>
             </w:r>
           </w:p>
         </w:tc>
@@ -2773,7 +2830,7 @@
               <w:rPr>
                 <w:sz w:val="16"/>
               </w:rPr>
-              <w:t>Type here</w:t>
+              <w:t>Excellent</w:t>
             </w:r>
           </w:p>
         </w:tc>
@@ -2796,7 +2853,7 @@
               <w:rPr>
                 <w:sz w:val="16"/>
               </w:rPr>
-              <w:t>Type here</w:t>
+              <w:t>Excellent</w:t>
             </w:r>
           </w:p>
         </w:tc>
@@ -2841,12 +2898,15 @@
           <w:p>
             <w:pPr>
               <w:spacing w:after="0" w:line="259" w:lineRule="auto"/>
+              <w:rPr>
+                <w:sz w:val="16"/>
+              </w:rPr>
             </w:pPr>
             <w:r>
               <w:rPr>
                 <w:sz w:val="16"/>
               </w:rPr>
-              <w:t>Type here</w:t>
+              <w:t>Good and predictable under proper loading, but can lose position if overloaded</w:t>
             </w:r>
           </w:p>
         </w:tc>
@@ -2864,12 +2924,15 @@
           <w:p>
             <w:pPr>
               <w:spacing w:after="0" w:line="259" w:lineRule="auto"/>
+              <w:rPr>
+                <w:sz w:val="16"/>
+              </w:rPr>
             </w:pPr>
             <w:r>
               <w:rPr>
                 <w:sz w:val="16"/>
               </w:rPr>
-              <w:t>Type here</w:t>
+              <w:t>Excellent; feedback allows the system to correct position errors</w:t>
             </w:r>
           </w:p>
         </w:tc>
@@ -2911,16 +2974,69 @@
             </w:tcMar>
             <w:vAlign w:val="center"/>
           </w:tcPr>
+          <w:tbl>
+            <w:tblPr>
+              <w:tblW w:w="0" w:type="auto"/>
+              <w:tblCellSpacing w:w="15" w:type="dxa"/>
+              <w:tblCellMar>
+                <w:top w:w="15" w:type="dxa"/>
+                <w:left w:w="15" w:type="dxa"/>
+                <w:bottom w:w="15" w:type="dxa"/>
+                <w:right w:w="15" w:type="dxa"/>
+              </w:tblCellMar>
+              <w:tblLook w:val="04A0" w:firstRow="1" w:lastRow="0" w:firstColumn="1" w:lastColumn="0" w:noHBand="0" w:noVBand="1"/>
+            </w:tblPr>
+            <w:tblGrid>
+              <w:gridCol w:w="2497"/>
+            </w:tblGrid>
+            <w:tr>
+              <w:trPr>
+                <w:tblCellSpacing w:w="15" w:type="dxa"/>
+              </w:trPr>
+              <w:tc>
+                <w:tcPr>
+                  <w:tcW w:w="2437" w:type="dxa"/>
+                  <w:vAlign w:val="center"/>
+                  <w:hideMark/>
+                </w:tcPr>
+                <w:p>
+                  <w:pPr>
+                    <w:spacing w:after="0" w:line="259" w:lineRule="auto"/>
+                    <w:rPr>
+                      <w:sz w:val="16"/>
+                    </w:rPr>
+                  </w:pPr>
+                  <w:r>
+                    <w:rPr>
+                      <w:sz w:val="16"/>
+                    </w:rPr>
+                    <w:t>position-error behavior</w:t>
+                  </w:r>
+                </w:p>
+              </w:tc>
+            </w:tr>
+          </w:tbl>
           <w:p>
             <w:pPr>
               <w:spacing w:after="0" w:line="259" w:lineRule="auto"/>
+              <w:rPr>
+                <w:sz w:val="16"/>
+              </w:rPr>
             </w:pPr>
             <w:r>
               <w:rPr>
                 <w:sz w:val="16"/>
               </w:rPr>
-              <w:t>Type here</w:t>
+              <w:t>Can miss steps under excessive load or acceleration; basic system may not detect the error</w:t>
             </w:r>
+          </w:p>
+          <w:p>
+            <w:pPr>
+              <w:spacing w:after="0" w:line="259" w:lineRule="auto"/>
+              <w:rPr>
+                <w:sz w:val="16"/>
+              </w:rPr>
+            </w:pPr>
           </w:p>
         </w:tc>
         <w:tc>
@@ -2937,12 +3053,27 @@
           <w:p>
             <w:pPr>
               <w:spacing w:after="0" w:line="259" w:lineRule="auto"/>
+              <w:rPr>
+                <w:sz w:val="16"/>
+              </w:rPr>
             </w:pPr>
             <w:r>
               <w:rPr>
                 <w:sz w:val="16"/>
               </w:rPr>
-              <w:t>Type here</w:t>
+              <w:t xml:space="preserve">Encoder </w:t>
+            </w:r>
+            <w:r>
+              <w:rPr>
+                <w:sz w:val="16"/>
+              </w:rPr>
+              <w:t xml:space="preserve">/ potentiometer + comparator </w:t>
+            </w:r>
+            <w:r>
+              <w:rPr>
+                <w:sz w:val="16"/>
+              </w:rPr>
+              <w:t>detects position error and the controller can correct it; excessive load can still cause a fault or loss of tracking</w:t>
             </w:r>
           </w:p>
         </w:tc>
@@ -2987,12 +3118,15 @@
           <w:p>
             <w:pPr>
               <w:spacing w:after="0" w:line="259" w:lineRule="auto"/>
+              <w:rPr>
+                <w:sz w:val="16"/>
+              </w:rPr>
             </w:pPr>
             <w:r>
               <w:rPr>
                 <w:sz w:val="16"/>
               </w:rPr>
-              <w:t>Type here</w:t>
+              <w:t>Can consume significant current while holding; more heat and can produce stepping noise/vibration</w:t>
             </w:r>
           </w:p>
         </w:tc>
@@ -3010,12 +3144,15 @@
           <w:p>
             <w:pPr>
               <w:spacing w:after="0" w:line="259" w:lineRule="auto"/>
+              <w:rPr>
+                <w:sz w:val="16"/>
+              </w:rPr>
             </w:pPr>
             <w:r>
               <w:rPr>
                 <w:sz w:val="16"/>
               </w:rPr>
-              <w:t>Type here</w:t>
+              <w:t>Generally more efficient because current is adjusted to the required load; smoother and usually quieter when properly tuned</w:t>
             </w:r>
           </w:p>
         </w:tc>
@@ -3060,12 +3197,29 @@
           <w:p>
             <w:pPr>
               <w:spacing w:after="0" w:line="259" w:lineRule="auto"/>
+              <w:rPr>
+                <w:sz w:val="16"/>
+              </w:rPr>
             </w:pPr>
             <w:r>
               <w:rPr>
                 <w:sz w:val="16"/>
               </w:rPr>
-              <w:t>Type here</w:t>
+              <w:t>Simpler; mainly configure driver current, steps/</w:t>
+            </w:r>
+            <w:proofErr w:type="spellStart"/>
+            <w:r>
+              <w:rPr>
+                <w:sz w:val="16"/>
+              </w:rPr>
+              <w:t>microstepping</w:t>
+            </w:r>
+            <w:proofErr w:type="spellEnd"/>
+            <w:r>
+              <w:rPr>
+                <w:sz w:val="16"/>
+              </w:rPr>
+              <w:t>, acceleration, etc.</w:t>
             </w:r>
           </w:p>
         </w:tc>
@@ -3083,12 +3237,15 @@
           <w:p>
             <w:pPr>
               <w:spacing w:after="0" w:line="259" w:lineRule="auto"/>
+              <w:rPr>
+                <w:sz w:val="16"/>
+              </w:rPr>
             </w:pPr>
             <w:r>
               <w:rPr>
                 <w:sz w:val="16"/>
               </w:rPr>
-              <w:t>Type here</w:t>
+              <w:t>More complex; requires encoder/drive setup and often tuning of control parameters</w:t>
             </w:r>
           </w:p>
         </w:tc>
@@ -3133,12 +3290,15 @@
           <w:p>
             <w:pPr>
               <w:spacing w:after="0" w:line="259" w:lineRule="auto"/>
+              <w:rPr>
+                <w:sz w:val="16"/>
+              </w:rPr>
             </w:pPr>
             <w:r>
               <w:rPr>
                 <w:sz w:val="16"/>
               </w:rPr>
-              <w:t>Type here</w:t>
+              <w:t>Lower cost and simpler system</w:t>
             </w:r>
           </w:p>
         </w:tc>
@@ -3156,12 +3316,15 @@
           <w:p>
             <w:pPr>
               <w:spacing w:after="0" w:line="259" w:lineRule="auto"/>
+              <w:rPr>
+                <w:sz w:val="16"/>
+              </w:rPr>
             </w:pPr>
             <w:r>
               <w:rPr>
                 <w:sz w:val="16"/>
               </w:rPr>
-              <w:t>Type here</w:t>
+              <w:t>Higher cost and more complex system</w:t>
             </w:r>
           </w:p>
         </w:tc>
@@ -3188,6 +3351,7 @@
                 <w:b/>
                 <w:sz w:val="16"/>
               </w:rPr>
+              <w:lastRenderedPageBreak/>
               <w:t>Typical CNC use</w:t>
             </w:r>
           </w:p>
@@ -3206,12 +3370,15 @@
           <w:p>
             <w:pPr>
               <w:spacing w:after="0" w:line="259" w:lineRule="auto"/>
+              <w:rPr>
+                <w:sz w:val="16"/>
+              </w:rPr>
             </w:pPr>
             <w:r>
               <w:rPr>
                 <w:sz w:val="16"/>
               </w:rPr>
-              <w:t>Type here</w:t>
+              <w:t>Good for smaller, lower-cost CNC machines where loads and speeds are predictable</w:t>
             </w:r>
           </w:p>
         </w:tc>
@@ -3229,12 +3396,15 @@
           <w:p>
             <w:pPr>
               <w:spacing w:after="0" w:line="259" w:lineRule="auto"/>
+              <w:rPr>
+                <w:sz w:val="16"/>
+              </w:rPr>
             </w:pPr>
             <w:r>
               <w:rPr>
                 <w:sz w:val="16"/>
               </w:rPr>
-              <w:t>Type here</w:t>
+              <w:t>Better for high-performance CNC machines requiring high speed, acceleration, and reliable position control</w:t>
             </w:r>
           </w:p>
         </w:tc>
@@ -3258,15 +3428,73 @@
         <w:spacing w:after="40"/>
       </w:pPr>
       <w:r>
-        <w:t>Response: ____________________________________________________________________</w:t>
-      </w:r>
-    </w:p>
-    <w:p>
-      <w:pPr>
-        <w:spacing w:after="80"/>
-      </w:pPr>
-      <w:r>
-        <w:t>________________________________________________________________________________</w:t>
+        <w:rPr>
+          <w:b/>
+          <w:bCs/>
+        </w:rPr>
+        <w:t>Response</w:t>
+      </w:r>
+      <w:r>
+        <w:t xml:space="preserve">: </w:t>
+      </w:r>
+      <w:r>
+        <w:t xml:space="preserve">I would choose a </w:t>
+      </w:r>
+      <w:r>
+        <w:rPr>
+          <w:b/>
+          <w:bCs/>
+          <w:color w:val="548DD4" w:themeColor="text2" w:themeTint="99"/>
+        </w:rPr>
+        <w:t>stepper motor system</w:t>
+      </w:r>
+      <w:r>
+        <w:rPr>
+          <w:color w:val="548DD4" w:themeColor="text2" w:themeTint="99"/>
+        </w:rPr>
+        <w:t xml:space="preserve"> </w:t>
+      </w:r>
+      <w:r>
+        <w:t xml:space="preserve">for a lightweight pen plotter because it is </w:t>
+      </w:r>
+      <w:r>
+        <w:rPr>
+          <w:b/>
+          <w:bCs/>
+          <w:color w:val="548DD4" w:themeColor="text2" w:themeTint="99"/>
+        </w:rPr>
+        <w:t>low-cost and simple to set up and control</w:t>
+      </w:r>
+      <w:r>
+        <w:t xml:space="preserve">, requiring only a basic driver and step/direction signals. It is also well suited for the plotter because its discrete steps allow </w:t>
+      </w:r>
+      <w:r>
+        <w:rPr>
+          <w:b/>
+          <w:bCs/>
+          <w:color w:val="548DD4" w:themeColor="text2" w:themeTint="99"/>
+        </w:rPr>
+        <w:t>precise and repeatable small movements</w:t>
+      </w:r>
+      <w:r>
+        <w:t xml:space="preserve">, which are important for accurate pen positioning. One limitation is that a basic stepper system </w:t>
+      </w:r>
+      <w:r>
+        <w:rPr>
+          <w:color w:val="auto"/>
+        </w:rPr>
+        <w:t>is</w:t>
+      </w:r>
+      <w:r>
+        <w:rPr>
+          <w:b/>
+          <w:bCs/>
+          <w:color w:val="548DD4" w:themeColor="text2" w:themeTint="99"/>
+        </w:rPr>
+        <w:t xml:space="preserve"> open-loop,</w:t>
+      </w:r>
+      <w:r>
+        <w:t xml:space="preserve"> so if the motor is overloaded or accelerated too quickly, it may skip steps and lose its actual position; however, with a lightweight pen and properly sized motor, this is unlikely to be a major issue.</w:t>
       </w:r>
     </w:p>
     <w:p>
@@ -3349,9 +3577,21 @@
     <w:p>
       <w:pPr>
         <w:spacing w:after="60"/>
-      </w:pPr>
-      <w:r>
-        <w:t>________________________________________________________________________________</w:t>
+        <w:rPr>
+          <w:b/>
+          <w:bCs/>
+          <w:sz w:val="24"/>
+          <w:szCs w:val="28"/>
+        </w:rPr>
+      </w:pPr>
+      <w:r>
+        <w:rPr>
+          <w:b/>
+          <w:bCs/>
+          <w:sz w:val="24"/>
+          <w:szCs w:val="28"/>
+        </w:rPr>
+        <w:t>Open-Loop Control</w:t>
       </w:r>
     </w:p>
     <w:p>
@@ -3359,30 +3599,172 @@
         <w:spacing w:after="60"/>
       </w:pPr>
       <w:r>
-        <w:t>________________________________________________________________________________</w:t>
+        <w:t>Open-loop control is a system where the controller sends commands to the motor without receiving feedback about the actual result. The controller assumes that the motor follows the command correctly. For example, in a CNC machine using stepper motors, the controller sends a specific number of step pulses to move an axis a certain distance and assumes that the axis reached the commanded position.</w:t>
       </w:r>
     </w:p>
     <w:p>
       <w:pPr>
         <w:spacing w:after="60"/>
       </w:pPr>
-      <w:r>
-        <w:t>________________________________________________________________________________</w:t>
-      </w:r>
     </w:p>
     <w:p>
       <w:pPr>
         <w:spacing w:after="60"/>
-      </w:pPr>
-      <w:r>
-        <w:t>________________________________________________________________________________</w:t>
+        <w:rPr>
+          <w:b/>
+          <w:bCs/>
+          <w:sz w:val="24"/>
+          <w:szCs w:val="28"/>
+        </w:rPr>
+      </w:pPr>
+      <w:r>
+        <w:rPr>
+          <w:b/>
+          <w:bCs/>
+          <w:sz w:val="24"/>
+          <w:szCs w:val="28"/>
+        </w:rPr>
+        <w:t>Closed-Loop Control</w:t>
       </w:r>
     </w:p>
     <w:p>
       <w:pPr>
+        <w:spacing w:after="60"/>
+      </w:pPr>
+      <w:r>
+        <w:t xml:space="preserve">Closed-loop control is a system where the controller receives feedback about what the motor is actually doing. An encoder or another feedback sensor can return information such as the motor's </w:t>
+      </w:r>
+      <w:r>
+        <w:rPr>
+          <w:b/>
+          <w:bCs/>
+        </w:rPr>
+        <w:t>actual position, speed, or torque</w:t>
+      </w:r>
+      <w:r>
+        <w:t xml:space="preserve"> to the controller or drive. The controller compares this information with the desired value and adjusts the motor command when necessary to reduce the error.</w:t>
+      </w:r>
+    </w:p>
+    <w:p>
+      <w:pPr>
+        <w:spacing w:after="60"/>
+      </w:pPr>
+    </w:p>
+    <w:p>
+      <w:pPr>
+        <w:spacing w:after="60"/>
+        <w:rPr>
+          <w:b/>
+          <w:bCs/>
+        </w:rPr>
+      </w:pPr>
+      <w:r>
+        <w:rPr>
+          <w:b/>
+          <w:bCs/>
+          <w:sz w:val="24"/>
+          <w:szCs w:val="28"/>
+        </w:rPr>
+        <w:t>What Happens if an Open-Loop Stepper Is Overloaded?</w:t>
+      </w:r>
+    </w:p>
+    <w:p>
+      <w:pPr>
+        <w:spacing w:after="60"/>
+      </w:pPr>
+      <w:r>
+        <w:t xml:space="preserve">If an open-loop stepper motor is overloaded, it may not produce enough torque to follow the commanded movement, causing it to </w:t>
+      </w:r>
+      <w:r>
+        <w:rPr>
+          <w:b/>
+          <w:bCs/>
+        </w:rPr>
+        <w:t>miss or skip steps</w:t>
+      </w:r>
+      <w:r>
+        <w:t>. Since there is no feedback, the controller does not know that the motor has lost steps and continues assuming that the motor is at the commanded position. As a result, the actual position of the CNC axis can become different from the position the controller thinks it is at.</w:t>
+      </w:r>
+    </w:p>
+    <w:p>
+      <w:pPr>
+        <w:spacing w:after="60"/>
+      </w:pPr>
+    </w:p>
+    <w:p>
+      <w:pPr>
+        <w:spacing w:after="60"/>
+        <w:rPr>
+          <w:b/>
+          <w:bCs/>
+          <w:sz w:val="24"/>
+          <w:szCs w:val="28"/>
+        </w:rPr>
+      </w:pPr>
+      <w:r>
+        <w:rPr>
+          <w:b/>
+          <w:bCs/>
+          <w:sz w:val="24"/>
+          <w:szCs w:val="28"/>
+        </w:rPr>
+        <w:t>How Does Feedback Detect or Correct Position Error?</w:t>
+      </w:r>
+    </w:p>
+    <w:p>
+      <w:pPr>
+        <w:spacing w:after="60"/>
+      </w:pPr>
+      <w:r>
+        <w:t xml:space="preserve">Feedback allows the system to compare the </w:t>
+      </w:r>
+      <w:r>
+        <w:rPr>
+          <w:b/>
+          <w:bCs/>
+        </w:rPr>
+        <w:t>desired position</w:t>
+      </w:r>
+      <w:r>
+        <w:t xml:space="preserve"> with the </w:t>
+      </w:r>
+      <w:r>
+        <w:rPr>
+          <w:b/>
+          <w:bCs/>
+        </w:rPr>
+        <w:t>actual position</w:t>
+      </w:r>
+      <w:r>
+        <w:t xml:space="preserve"> measured by the encoder. If the controller commands the motor to move to 100 mm but the encoder reports that it is only at 95 mm, the controller detects a 5 mm position error and can adjust the motor's movement to reduce that error. This continuous measurement and correction allows a closed-loop system to detect and correct position errors that an open-loop system would not know about.</w:t>
+      </w:r>
+    </w:p>
+    <w:p>
+      <w:pPr>
+        <w:spacing w:after="60"/>
+      </w:pPr>
+    </w:p>
+    <w:p>
+      <w:pPr>
+        <w:spacing w:after="60"/>
+      </w:pPr>
+    </w:p>
+    <w:p>
+      <w:pPr>
+        <w:spacing w:after="60"/>
+      </w:pPr>
+    </w:p>
+    <w:p>
+      <w:pPr>
+        <w:spacing w:after="60"/>
+      </w:pPr>
+    </w:p>
+    <w:p>
+      <w:pPr>
         <w:pStyle w:val="Heading2"/>
       </w:pPr>
       <w:r>
+        <w:lastRenderedPageBreak/>
         <w:t>C2. Encoder Role and Types</w:t>
       </w:r>
     </w:p>
@@ -3596,12 +3978,21 @@
           <w:p>
             <w:pPr>
               <w:spacing w:after="0" w:line="259" w:lineRule="auto"/>
+              <w:rPr>
+                <w:sz w:val="16"/>
+              </w:rPr>
             </w:pPr>
             <w:r>
               <w:rPr>
                 <w:sz w:val="16"/>
               </w:rPr>
-              <w:t>Type here</w:t>
+              <w:t xml:space="preserve">Reports </w:t>
+            </w:r>
+            <w:r>
+              <w:rPr>
+                <w:sz w:val="16"/>
+              </w:rPr>
+              <w:t>changes in position using pulses. The controller counts the pulses to determine movement and can use A/B signals to determine direction.</w:t>
             </w:r>
           </w:p>
         </w:tc>
@@ -3619,12 +4010,15 @@
           <w:p>
             <w:pPr>
               <w:spacing w:after="0" w:line="259" w:lineRule="auto"/>
+              <w:rPr>
+                <w:sz w:val="16"/>
+              </w:rPr>
             </w:pPr>
             <w:r>
               <w:rPr>
                 <w:sz w:val="16"/>
               </w:rPr>
-              <w:t>Type here</w:t>
+              <w:t>The position count is normally lost, so the system usually needs to re-establish a reference position (homing) after power is restored.</w:t>
             </w:r>
           </w:p>
         </w:tc>
@@ -3642,12 +4036,15 @@
           <w:p>
             <w:pPr>
               <w:spacing w:after="0" w:line="259" w:lineRule="auto"/>
+              <w:rPr>
+                <w:sz w:val="16"/>
+              </w:rPr>
             </w:pPr>
             <w:r>
               <w:rPr>
                 <w:sz w:val="16"/>
               </w:rPr>
-              <w:t>Type here</w:t>
+              <w:t>Simple, relatively low-cost, good for measuring position changes, speed, and direction.</w:t>
             </w:r>
           </w:p>
         </w:tc>
@@ -3665,12 +4062,15 @@
           <w:p>
             <w:pPr>
               <w:spacing w:after="0" w:line="259" w:lineRule="auto"/>
+              <w:rPr>
+                <w:sz w:val="16"/>
+              </w:rPr>
             </w:pPr>
             <w:r>
               <w:rPr>
                 <w:sz w:val="16"/>
               </w:rPr>
-              <w:t>Type here</w:t>
+              <w:t>Does not inherently provide absolute position; often used in motors, CNC machines, and motion systems where homing is acceptable.</w:t>
             </w:r>
           </w:p>
         </w:tc>
@@ -3712,15 +4112,62 @@
             </w:tcMar>
             <w:vAlign w:val="center"/>
           </w:tcPr>
+          <w:tbl>
+            <w:tblPr>
+              <w:tblW w:w="0" w:type="auto"/>
+              <w:tblCellSpacing w:w="15" w:type="dxa"/>
+              <w:tblCellMar>
+                <w:top w:w="15" w:type="dxa"/>
+                <w:left w:w="15" w:type="dxa"/>
+                <w:bottom w:w="15" w:type="dxa"/>
+                <w:right w:w="15" w:type="dxa"/>
+              </w:tblCellMar>
+              <w:tblLook w:val="04A0" w:firstRow="1" w:lastRow="0" w:firstColumn="1" w:lastColumn="0" w:noHBand="0" w:noVBand="1"/>
+            </w:tblPr>
+            <w:tblGrid>
+              <w:gridCol w:w="110"/>
+            </w:tblGrid>
+            <w:tr>
+              <w:trPr>
+                <w:tblCellSpacing w:w="15" w:type="dxa"/>
+              </w:trPr>
+              <w:tc>
+                <w:tcPr>
+                  <w:tcW w:w="36" w:type="dxa"/>
+                  <w:vAlign w:val="center"/>
+                  <w:hideMark/>
+                </w:tcPr>
+                <w:p>
+                  <w:pPr>
+                    <w:spacing w:after="0" w:line="259" w:lineRule="auto"/>
+                    <w:rPr>
+                      <w:sz w:val="16"/>
+                    </w:rPr>
+                  </w:pPr>
+                </w:p>
+              </w:tc>
+            </w:tr>
+          </w:tbl>
           <w:p>
             <w:pPr>
               <w:spacing w:after="0" w:line="259" w:lineRule="auto"/>
+              <w:rPr>
+                <w:sz w:val="16"/>
+              </w:rPr>
+            </w:pPr>
+          </w:p>
+          <w:p>
+            <w:pPr>
+              <w:spacing w:after="0" w:line="259" w:lineRule="auto"/>
+              <w:rPr>
+                <w:sz w:val="16"/>
+              </w:rPr>
             </w:pPr>
             <w:r>
               <w:rPr>
                 <w:sz w:val="16"/>
               </w:rPr>
-              <w:t>Type here</w:t>
+              <w:t>Reports the actual shaft position directly, usually as a digital position value.</w:t>
             </w:r>
           </w:p>
         </w:tc>
@@ -3738,12 +4185,15 @@
           <w:p>
             <w:pPr>
               <w:spacing w:after="0" w:line="259" w:lineRule="auto"/>
+              <w:rPr>
+                <w:sz w:val="16"/>
+              </w:rPr>
             </w:pPr>
             <w:r>
               <w:rPr>
                 <w:sz w:val="16"/>
               </w:rPr>
-              <w:t>Type here</w:t>
+              <w:t>The encoder can determine the shaft's position after power is restored, so homing may not be required, depending on the encoder and system design.</w:t>
             </w:r>
           </w:p>
         </w:tc>
@@ -3761,12 +4211,15 @@
           <w:p>
             <w:pPr>
               <w:spacing w:after="0" w:line="259" w:lineRule="auto"/>
+              <w:rPr>
+                <w:sz w:val="16"/>
+              </w:rPr>
             </w:pPr>
             <w:r>
               <w:rPr>
                 <w:sz w:val="16"/>
               </w:rPr>
-              <w:t>Type here</w:t>
+              <w:t>Provides immediate position information and is useful when position must be known after power loss.</w:t>
             </w:r>
           </w:p>
         </w:tc>
@@ -3784,12 +4237,15 @@
           <w:p>
             <w:pPr>
               <w:spacing w:after="0" w:line="259" w:lineRule="auto"/>
+              <w:rPr>
+                <w:sz w:val="16"/>
+              </w:rPr>
             </w:pPr>
             <w:r>
               <w:rPr>
                 <w:sz w:val="16"/>
               </w:rPr>
-              <w:t>Type here</w:t>
+              <w:t>More expensive and generally more complex; commonly used in industrial servo systems, robotics, and high-precision machines.</w:t>
             </w:r>
           </w:p>
         </w:tc>
@@ -3800,15 +4256,27 @@
         <w:spacing w:after="40"/>
       </w:pPr>
       <w:r>
-        <w:t>Encoder role summary: ___________________________________________________________</w:t>
-      </w:r>
-    </w:p>
-    <w:p>
-      <w:pPr>
-        <w:spacing w:after="80"/>
-      </w:pPr>
-      <w:r>
-        <w:t>________________________________________________________________________________</w:t>
+        <w:t xml:space="preserve">Encoder role summary: </w:t>
+      </w:r>
+      <w:r>
+        <w:rPr>
+          <w:b/>
+          <w:bCs/>
+        </w:rPr>
+        <w:t>feedback sensor</w:t>
+      </w:r>
+      <w:r>
+        <w:t xml:space="preserve"> that measures the motor shaft's movement and provides information such as </w:t>
+      </w:r>
+      <w:r>
+        <w:rPr>
+          <w:b/>
+          <w:bCs/>
+        </w:rPr>
+        <w:t>position, direction, and speed</w:t>
+      </w:r>
+      <w:r>
+        <w:t xml:space="preserve"> to the controller or drive.</w:t>
       </w:r>
     </w:p>
     <w:p>
@@ -3866,7 +4334,15 @@
         <w:ind w:hanging="271"/>
       </w:pPr>
       <w:r>
-        <w:t>Describe how microstepping and pulse-per-unit settings affect commanded travel.</w:t>
+        <w:t xml:space="preserve">Describe how </w:t>
+      </w:r>
+      <w:proofErr w:type="spellStart"/>
+      <w:r>
+        <w:t>microstepping</w:t>
+      </w:r>
+      <w:proofErr w:type="spellEnd"/>
+      <w:r>
+        <w:t xml:space="preserve"> and pulse-per-unit settings affect commanded travel.</w:t>
       </w:r>
     </w:p>
     <w:p>
@@ -3884,6 +4360,9 @@
     <w:p>
       <w:pPr>
         <w:spacing w:after="40"/>
+        <w:rPr>
+          <w:b/>
+        </w:rPr>
       </w:pPr>
       <w:r>
         <w:rPr>
@@ -3894,42 +4373,178 @@
     </w:p>
     <w:p>
       <w:pPr>
-        <w:spacing w:after="60"/>
-      </w:pPr>
-      <w:r>
-        <w:t>________________________________________________________________________________</w:t>
+        <w:spacing w:after="40"/>
+      </w:pPr>
+      <w:r>
+        <w:t xml:space="preserve"> </w:t>
+      </w:r>
+      <w:r>
+        <w:rPr>
+          <w:b/>
+          <w:bCs/>
+        </w:rPr>
+        <w:t>Motor driver:</w:t>
+      </w:r>
+      <w:r>
+        <w:t xml:space="preserve"> A motor driver acts as the interface between the controller and motor. The controller only provides low-power control signals, while the driver supplies and controls the higher current required by the motor. Therefore, the controller should not power the motor directly because its outputs cannot safely provide the required motor current. </w:t>
       </w:r>
     </w:p>
     <w:p>
       <w:pPr>
-        <w:spacing w:after="60"/>
-      </w:pPr>
-      <w:r>
-        <w:t>________________________________________________________________________________</w:t>
+        <w:spacing w:after="40"/>
+      </w:pPr>
+      <w:r>
+        <w:t xml:space="preserve"> </w:t>
+      </w:r>
+      <w:r>
+        <w:rPr>
+          <w:b/>
+          <w:bCs/>
+        </w:rPr>
+        <w:t>STEP signal:</w:t>
+      </w:r>
+      <w:r>
+        <w:t xml:space="preserve"> Each valid STEP/PUL pulse normally commands the motor driver to move the motor by </w:t>
+      </w:r>
+      <w:r>
+        <w:rPr>
+          <w:b/>
+          <w:bCs/>
+        </w:rPr>
+        <w:t xml:space="preserve">one configured step or </w:t>
+      </w:r>
+      <w:proofErr w:type="spellStart"/>
+      <w:r>
+        <w:rPr>
+          <w:b/>
+          <w:bCs/>
+        </w:rPr>
+        <w:t>microstep</w:t>
+      </w:r>
+      <w:proofErr w:type="spellEnd"/>
+      <w:r>
+        <w:t xml:space="preserve">. More pulses produce more movement. </w:t>
       </w:r>
     </w:p>
     <w:p>
       <w:pPr>
-        <w:spacing w:after="60"/>
-      </w:pPr>
-      <w:r>
-        <w:t>________________________________________________________________________________</w:t>
+        <w:spacing w:after="40"/>
+      </w:pPr>
+      <w:r>
+        <w:t xml:space="preserve"> </w:t>
+      </w:r>
+      <w:r>
+        <w:rPr>
+          <w:b/>
+          <w:bCs/>
+        </w:rPr>
+        <w:t>DIR signal:</w:t>
+      </w:r>
+      <w:r>
+        <w:t xml:space="preserve"> The logic level of the DIR signal determines the </w:t>
+      </w:r>
+      <w:r>
+        <w:rPr>
+          <w:b/>
+          <w:bCs/>
+        </w:rPr>
+        <w:t>direction of rotation</w:t>
+      </w:r>
+      <w:r>
+        <w:t xml:space="preserve">. Which level means forward or reverse depends on the driver's configuration. </w:t>
       </w:r>
     </w:p>
     <w:p>
       <w:pPr>
-        <w:spacing w:after="60"/>
-      </w:pPr>
-      <w:r>
-        <w:t>________________________________________________________________________________</w:t>
+        <w:spacing w:after="40"/>
+      </w:pPr>
+      <w:r>
+        <w:t xml:space="preserve"> </w:t>
+      </w:r>
+      <w:proofErr w:type="spellStart"/>
+      <w:r>
+        <w:rPr>
+          <w:b/>
+          <w:bCs/>
+        </w:rPr>
+        <w:t>Microstepping</w:t>
+      </w:r>
+      <w:proofErr w:type="spellEnd"/>
+      <w:r>
+        <w:rPr>
+          <w:b/>
+          <w:bCs/>
+        </w:rPr>
+        <w:t xml:space="preserve"> and pulse-per-unit:</w:t>
+      </w:r>
+      <w:r>
+        <w:t xml:space="preserve"> </w:t>
+      </w:r>
+      <w:proofErr w:type="spellStart"/>
+      <w:r>
+        <w:t>Microstepping</w:t>
+      </w:r>
+      <w:proofErr w:type="spellEnd"/>
+      <w:r>
+        <w:t xml:space="preserve"> divides each full motor step into smaller increments, increasing the number of pulses required per revolution. The </w:t>
+      </w:r>
+      <w:r>
+        <w:rPr>
+          <w:b/>
+          <w:bCs/>
+        </w:rPr>
+        <w:t>pulse-per-unit</w:t>
+      </w:r>
+      <w:r>
+        <w:t xml:space="preserve"> setting converts physical travel into pulses; for example, if the system is configured for 200 pulses/mm, moving 10 mm requires 2,000 pulses. </w:t>
       </w:r>
     </w:p>
     <w:p>
       <w:pPr>
-        <w:spacing w:after="60"/>
-      </w:pPr>
-      <w:r>
-        <w:t>________________________________________________________________________________</w:t>
+        <w:spacing w:after="40"/>
+      </w:pPr>
+      <w:r>
+        <w:t xml:space="preserve"> </w:t>
+      </w:r>
+      <w:r>
+        <w:rPr>
+          <w:b/>
+          <w:bCs/>
+        </w:rPr>
+        <w:t>RDC6445G/S + 3DM580S:</w:t>
+      </w:r>
+      <w:r>
+        <w:t xml:space="preserve"> The RDC6445G/S provides </w:t>
+      </w:r>
+      <w:r>
+        <w:rPr>
+          <w:b/>
+          <w:bCs/>
+        </w:rPr>
+        <w:t>PUL (STEP) and DIR open-collector outputs</w:t>
+      </w:r>
+      <w:r>
+        <w:t xml:space="preserve"> with a +5 V motor-driver interface. The 3DM580S supports </w:t>
+      </w:r>
+      <w:r>
+        <w:rPr>
+          <w:b/>
+          <w:bCs/>
+        </w:rPr>
+        <w:t>PUL/DIR control</w:t>
+      </w:r>
+      <w:r>
+        <w:t xml:space="preserve"> and 5 V/24 V logic inputs. The connection should follow the manufacturer's </w:t>
+      </w:r>
+      <w:r>
+        <w:rPr>
+          <w:b/>
+          <w:bCs/>
+        </w:rPr>
+        <w:t>common-anode wiring</w:t>
+      </w:r>
+      <w:r>
+        <w:t xml:space="preserve"> and specified signal requirements to ensure correct grounding and compatibility.</w:t>
       </w:r>
     </w:p>
     <w:tbl>
@@ -3951,6 +4566,9 @@
         <w:gridCol w:w="9360"/>
       </w:tblGrid>
       <w:tr>
+        <w:trPr>
+          <w:trHeight w:val="21"/>
+        </w:trPr>
         <w:tc>
           <w:tcPr>
             <w:tcW w:w="9360" w:type="dxa"/>
@@ -4032,6 +4650,9 @@
     <w:p>
       <w:pPr>
         <w:spacing w:after="40"/>
+        <w:rPr>
+          <w:b/>
+        </w:rPr>
       </w:pPr>
       <w:r>
         <w:rPr>
@@ -4042,35 +4663,168 @@
     </w:p>
     <w:p>
       <w:pPr>
-        <w:spacing w:after="60"/>
-      </w:pPr>
-      <w:r>
-        <w:t>________________________________________________________________________________</w:t>
+        <w:spacing w:after="40"/>
+        <w:rPr>
+          <w:b/>
+          <w:bCs/>
+        </w:rPr>
+      </w:pPr>
+      <w:r>
+        <w:rPr>
+          <w:b/>
+          <w:bCs/>
+        </w:rPr>
+        <w:t>1. What is a VFD?</w:t>
       </w:r>
     </w:p>
     <w:p>
       <w:pPr>
-        <w:spacing w:after="60"/>
-      </w:pPr>
-      <w:r>
-        <w:t>________________________________________________________________________________</w:t>
+        <w:spacing w:after="40"/>
+      </w:pPr>
+      <w:r>
+        <w:t xml:space="preserve">A </w:t>
+      </w:r>
+      <w:r>
+        <w:rPr>
+          <w:b/>
+          <w:bCs/>
+        </w:rPr>
+        <w:t>Variable-Frequency Drive (VFD)</w:t>
+      </w:r>
+      <w:r>
+        <w:t xml:space="preserve"> is an electronic drive used mainly to control </w:t>
+      </w:r>
+      <w:r>
+        <w:rPr>
+          <w:b/>
+          <w:bCs/>
+        </w:rPr>
+        <w:t>AC motors</w:t>
+      </w:r>
+      <w:r>
+        <w:t xml:space="preserve">. It changes the frequency and voltage supplied to the motor, allowing the motor's speed and operation to be controlled. In CNC workshops, it is often called an </w:t>
+      </w:r>
+      <w:r>
+        <w:rPr>
+          <w:b/>
+          <w:bCs/>
+        </w:rPr>
+        <w:t>inverter</w:t>
+      </w:r>
+      <w:r>
+        <w:t>, especially when controlling a spindle.</w:t>
       </w:r>
     </w:p>
     <w:p>
       <w:pPr>
-        <w:spacing w:after="60"/>
-      </w:pPr>
-      <w:r>
-        <w:t>________________________________________________________________________________</w:t>
+        <w:spacing w:after="40"/>
+        <w:rPr>
+          <w:b/>
+          <w:bCs/>
+        </w:rPr>
+      </w:pPr>
+      <w:r>
+        <w:rPr>
+          <w:b/>
+          <w:bCs/>
+        </w:rPr>
+        <w:t>2. Why is a VFD used with AC spindle motors?</w:t>
       </w:r>
     </w:p>
     <w:p>
       <w:pPr>
-        <w:spacing w:after="60"/>
-      </w:pPr>
-      <w:r>
-        <w:t>________________________________________________________________________________</w:t>
-      </w:r>
+        <w:spacing w:after="40"/>
+      </w:pPr>
+      <w:r>
+        <w:t xml:space="preserve">A VFD allows the spindle's </w:t>
+      </w:r>
+      <w:r>
+        <w:rPr>
+          <w:b/>
+          <w:bCs/>
+        </w:rPr>
+        <w:t>speed to be controlled</w:t>
+      </w:r>
+      <w:r>
+        <w:t xml:space="preserve"> by changing the motor frequency. It can also provide controlled </w:t>
+      </w:r>
+      <w:r>
+        <w:rPr>
+          <w:b/>
+          <w:bCs/>
+        </w:rPr>
+        <w:t>acceleration and deceleration</w:t>
+      </w:r>
+      <w:r>
+        <w:t xml:space="preserve"> instead of starting or stopping suddenly, control the </w:t>
+      </w:r>
+      <w:r>
+        <w:rPr>
+          <w:b/>
+          <w:bCs/>
+        </w:rPr>
+        <w:t xml:space="preserve">rotation </w:t>
+      </w:r>
+      <w:r>
+        <w:rPr>
+          <w:b/>
+          <w:bCs/>
+        </w:rPr>
+        <w:lastRenderedPageBreak/>
+        <w:t>direction</w:t>
+      </w:r>
+      <w:r>
+        <w:t xml:space="preserve">, and provide protections such as </w:t>
+      </w:r>
+      <w:r>
+        <w:rPr>
+          <w:b/>
+          <w:bCs/>
+        </w:rPr>
+        <w:t>overcurrent, overload, and over/undervoltage protection</w:t>
+      </w:r>
+      <w:r>
+        <w:t>, depending on the VFD.</w:t>
+      </w:r>
+    </w:p>
+    <w:p>
+      <w:pPr>
+        <w:spacing w:after="40"/>
+        <w:rPr>
+          <w:b/>
+          <w:bCs/>
+        </w:rPr>
+      </w:pPr>
+      <w:r>
+        <w:rPr>
+          <w:b/>
+          <w:bCs/>
+        </w:rPr>
+        <w:t>3. Why is a VFD unnecessary for a pen-only plotter?</w:t>
+      </w:r>
+    </w:p>
+    <w:p>
+      <w:pPr>
+        <w:spacing w:after="40"/>
+      </w:pPr>
+      <w:r>
+        <w:t xml:space="preserve">A VFD is generally unnecessary for a pen-only plotter because the plotter's motors are used for </w:t>
+      </w:r>
+      <w:r>
+        <w:rPr>
+          <w:b/>
+          <w:bCs/>
+        </w:rPr>
+        <w:t>precise X/Y positioning</w:t>
+      </w:r>
+      <w:r>
+        <w:t>, not for driving a high-speed cutting spindle. Stepper motors with STEP/DIR drivers are simpler and more suitable for this application, so adding a VFD would only add unnecessary complexity.</w:t>
+      </w:r>
+    </w:p>
+    <w:p>
+      <w:pPr>
+        <w:spacing w:after="40"/>
+      </w:pPr>
     </w:p>
     <w:p>
       <w:pPr>
@@ -5454,7 +6208,23 @@
         <w:t>Question D:</w:t>
       </w:r>
       <w:r>
-        <w:t xml:space="preserve"> What resolution do you expect? Show how motor steps, microstepping, and transmission produce steps per millimetre.</w:t>
+        <w:t xml:space="preserve"> What resolution do you expect? Show how motor steps, </w:t>
+      </w:r>
+      <w:proofErr w:type="spellStart"/>
+      <w:r>
+        <w:t>microstepping</w:t>
+      </w:r>
+      <w:proofErr w:type="spellEnd"/>
+      <w:r>
+        <w:t xml:space="preserve">, and transmission produce steps per </w:t>
+      </w:r>
+      <w:proofErr w:type="spellStart"/>
+      <w:r>
+        <w:t>millimetre</w:t>
+      </w:r>
+      <w:proofErr w:type="spellEnd"/>
+      <w:r>
+        <w:t>.</w:t>
       </w:r>
     </w:p>
     <w:p>
@@ -15622,7 +16392,7 @@
       </w:tcPr>
     </w:tblStylePr>
   </w:style>
-  <w:style w:type="table" w:styleId="ColorfulShading">
+  <w:style w:type="table" w:styleId="ColourfulShading">
     <w:name w:val="Colorful Shading"/>
     <w:basedOn w:val="TableNormal"/>
     <w:uiPriority w:val="71"/>
@@ -15737,7 +16507,7 @@
       </w:rPr>
     </w:tblStylePr>
   </w:style>
-  <w:style w:type="table" w:styleId="ColorfulShading-Accent1">
+  <w:style w:type="table" w:styleId="ColourfulShadingAccent1">
     <w:name w:val="Colorful Shading Accent 1"/>
     <w:basedOn w:val="TableNormal"/>
     <w:uiPriority w:val="71"/>
@@ -15852,7 +16622,7 @@
       </w:rPr>
     </w:tblStylePr>
   </w:style>
-  <w:style w:type="table" w:styleId="ColorfulShading-Accent2">
+  <w:style w:type="table" w:styleId="ColourfulShadingAccent2">
     <w:name w:val="Colorful Shading Accent 2"/>
     <w:basedOn w:val="TableNormal"/>
     <w:uiPriority w:val="71"/>
@@ -15967,7 +16737,7 @@
       </w:rPr>
     </w:tblStylePr>
   </w:style>
-  <w:style w:type="table" w:styleId="ColorfulShading-Accent3">
+  <w:style w:type="table" w:styleId="ColourfulShadingAccent3">
     <w:name w:val="Colorful Shading Accent 3"/>
     <w:basedOn w:val="TableNormal"/>
     <w:uiPriority w:val="71"/>
@@ -16072,7 +16842,7 @@
       </w:tcPr>
     </w:tblStylePr>
   </w:style>
-  <w:style w:type="table" w:styleId="ColorfulShading-Accent4">
+  <w:style w:type="table" w:styleId="ColourfulShadingAccent4">
     <w:name w:val="Colorful Shading Accent 4"/>
     <w:basedOn w:val="TableNormal"/>
     <w:uiPriority w:val="71"/>
@@ -16187,7 +16957,7 @@
       </w:rPr>
     </w:tblStylePr>
   </w:style>
-  <w:style w:type="table" w:styleId="ColorfulShading-Accent5">
+  <w:style w:type="table" w:styleId="ColourfulShadingAccent5">
     <w:name w:val="Colorful Shading Accent 5"/>
     <w:basedOn w:val="TableNormal"/>
     <w:uiPriority w:val="71"/>
@@ -16302,7 +17072,7 @@
       </w:rPr>
     </w:tblStylePr>
   </w:style>
-  <w:style w:type="table" w:styleId="ColorfulShading-Accent6">
+  <w:style w:type="table" w:styleId="ColourfulShadingAccent6">
     <w:name w:val="Colorful Shading Accent 6"/>
     <w:basedOn w:val="TableNormal"/>
     <w:uiPriority w:val="71"/>
@@ -16417,7 +17187,7 @@
       </w:rPr>
     </w:tblStylePr>
   </w:style>
-  <w:style w:type="table" w:styleId="ColorfulList">
+  <w:style w:type="table" w:styleId="ColourfulList">
     <w:name w:val="Colorful List"/>
     <w:basedOn w:val="TableNormal"/>
     <w:uiPriority w:val="72"/>
@@ -16496,7 +17266,7 @@
       </w:tcPr>
     </w:tblStylePr>
   </w:style>
-  <w:style w:type="table" w:styleId="ColorfulList-Accent1">
+  <w:style w:type="table" w:styleId="ColourfulListAccent1">
     <w:name w:val="Colorful List Accent 1"/>
     <w:basedOn w:val="TableNormal"/>
     <w:uiPriority w:val="72"/>
@@ -16575,7 +17345,7 @@
       </w:tcPr>
     </w:tblStylePr>
   </w:style>
-  <w:style w:type="table" w:styleId="ColorfulList-Accent2">
+  <w:style w:type="table" w:styleId="ColourfulListAccent2">
     <w:name w:val="Colorful List Accent 2"/>
     <w:basedOn w:val="TableNormal"/>
     <w:uiPriority w:val="72"/>
@@ -16654,7 +17424,7 @@
       </w:tcPr>
     </w:tblStylePr>
   </w:style>
-  <w:style w:type="table" w:styleId="ColorfulList-Accent3">
+  <w:style w:type="table" w:styleId="ColourfulListAccent3">
     <w:name w:val="Colorful List Accent 3"/>
     <w:basedOn w:val="TableNormal"/>
     <w:uiPriority w:val="72"/>
@@ -16733,7 +17503,7 @@
       </w:tcPr>
     </w:tblStylePr>
   </w:style>
-  <w:style w:type="table" w:styleId="ColorfulList-Accent4">
+  <w:style w:type="table" w:styleId="ColourfulListAccent4">
     <w:name w:val="Colorful List Accent 4"/>
     <w:basedOn w:val="TableNormal"/>
     <w:uiPriority w:val="72"/>
@@ -16812,7 +17582,7 @@
       </w:tcPr>
     </w:tblStylePr>
   </w:style>
-  <w:style w:type="table" w:styleId="ColorfulList-Accent5">
+  <w:style w:type="table" w:styleId="ColourfulListAccent5">
     <w:name w:val="Colorful List Accent 5"/>
     <w:basedOn w:val="TableNormal"/>
     <w:uiPriority w:val="72"/>
@@ -16891,7 +17661,7 @@
       </w:tcPr>
     </w:tblStylePr>
   </w:style>
-  <w:style w:type="table" w:styleId="ColorfulList-Accent6">
+  <w:style w:type="table" w:styleId="ColourfulListAccent6">
     <w:name w:val="Colorful List Accent 6"/>
     <w:basedOn w:val="TableNormal"/>
     <w:uiPriority w:val="72"/>
@@ -16970,7 +17740,7 @@
       </w:tcPr>
     </w:tblStylePr>
   </w:style>
-  <w:style w:type="table" w:styleId="ColorfulGrid">
+  <w:style w:type="table" w:styleId="ColourfulGrid">
     <w:name w:val="Colorful Grid"/>
     <w:basedOn w:val="TableNormal"/>
     <w:uiPriority w:val="73"/>
@@ -17043,7 +17813,7 @@
       </w:tcPr>
     </w:tblStylePr>
   </w:style>
-  <w:style w:type="table" w:styleId="ColorfulGrid-Accent1">
+  <w:style w:type="table" w:styleId="ColourfulGridAccent1">
     <w:name w:val="Colorful Grid Accent 1"/>
     <w:basedOn w:val="TableNormal"/>
     <w:uiPriority w:val="73"/>
@@ -17116,7 +17886,7 @@
       </w:tcPr>
     </w:tblStylePr>
   </w:style>
-  <w:style w:type="table" w:styleId="ColorfulGrid-Accent2">
+  <w:style w:type="table" w:styleId="ColourfulGridAccent2">
     <w:name w:val="Colorful Grid Accent 2"/>
     <w:basedOn w:val="TableNormal"/>
     <w:uiPriority w:val="73"/>
@@ -17189,7 +17959,7 @@
       </w:tcPr>
     </w:tblStylePr>
   </w:style>
-  <w:style w:type="table" w:styleId="ColorfulGrid-Accent3">
+  <w:style w:type="table" w:styleId="ColourfulGridAccent3">
     <w:name w:val="Colorful Grid Accent 3"/>
     <w:basedOn w:val="TableNormal"/>
     <w:uiPriority w:val="73"/>
@@ -17262,7 +18032,7 @@
       </w:tcPr>
     </w:tblStylePr>
   </w:style>
-  <w:style w:type="table" w:styleId="ColorfulGrid-Accent4">
+  <w:style w:type="table" w:styleId="ColourfulGridAccent4">
     <w:name w:val="Colorful Grid Accent 4"/>
     <w:basedOn w:val="TableNormal"/>
     <w:uiPriority w:val="73"/>
@@ -17335,7 +18105,7 @@
       </w:tcPr>
     </w:tblStylePr>
   </w:style>
-  <w:style w:type="table" w:styleId="ColorfulGrid-Accent5">
+  <w:style w:type="table" w:styleId="ColourfulGridAccent5">
     <w:name w:val="Colorful Grid Accent 5"/>
     <w:basedOn w:val="TableNormal"/>
     <w:uiPriority w:val="73"/>
@@ -17408,7 +18178,7 @@
       </w:tcPr>
     </w:tblStylePr>
   </w:style>
-  <w:style w:type="table" w:styleId="ColorfulGrid-Accent6">
+  <w:style w:type="table" w:styleId="ColourfulGridAccent6">
     <w:name w:val="Colorful Grid Accent 6"/>
     <w:basedOn w:val="TableNormal"/>
     <w:uiPriority w:val="73"/>

--- a/week5/day22_Monday/reports/CNC_Pre-Training_Research_Assignment_(1).docx
+++ b/week5/day22_Monday/reports/CNC_Pre-Training_Research_Assignment_(1).docx
@@ -280,17 +280,8 @@
                 <w:b/>
                 <w:sz w:val="18"/>
               </w:rPr>
-              <w:t xml:space="preserve"> Malak </w:t>
-            </w:r>
-            <w:proofErr w:type="spellStart"/>
-            <w:r>
-              <w:rPr>
-                <w:b/>
-                <w:sz w:val="18"/>
-              </w:rPr>
-              <w:t>Alsharqawi</w:t>
-            </w:r>
-            <w:proofErr w:type="spellEnd"/>
+              <w:t xml:space="preserve"> Malak Alsharqawi</w:t>
+            </w:r>
           </w:p>
         </w:tc>
       </w:tr>
@@ -426,7 +417,15 @@
         <w:ind w:hanging="271"/>
       </w:pPr>
       <w:r>
-        <w:t>Propose a complete, practical architecture for a two-axis pen plotter.</w:t>
+        <w:t xml:space="preserve">Propose </w:t>
+      </w:r>
+      <w:proofErr w:type="gramStart"/>
+      <w:r>
+        <w:t>a complete</w:t>
+      </w:r>
+      <w:proofErr w:type="gramEnd"/>
+      <w:r>
+        <w:t>, practical architecture for a two-axis pen plotter.</w:t>
       </w:r>
     </w:p>
     <w:p>
@@ -847,7 +846,15 @@
               <w:spacing w:after="0" w:line="259" w:lineRule="auto"/>
             </w:pPr>
             <w:r>
-              <w:t>Converts rotary motion into linear motion by rotating a threaded screw against a matching nut. The lead determines the linear distance moved per revolution.</w:t>
+              <w:t xml:space="preserve">Converts rotary motion into linear motion by rotating a threaded screw against a matching nut. The lead determines the linear distance moved </w:t>
+            </w:r>
+            <w:proofErr w:type="gramStart"/>
+            <w:r>
+              <w:t>per</w:t>
+            </w:r>
+            <w:proofErr w:type="gramEnd"/>
+            <w:r>
+              <w:t xml:space="preserve"> revolution.</w:t>
             </w:r>
           </w:p>
         </w:tc>
@@ -996,8 +1003,13 @@
             <w:r>
               <w:t xml:space="preserve">Expensive, requires lubrication, and </w:t>
             </w:r>
-            <w:r>
-              <w:t>noisy, especially at high speeds</w:t>
+            <w:proofErr w:type="gramStart"/>
+            <w:r>
+              <w:t>noisy</w:t>
+            </w:r>
+            <w:proofErr w:type="gramEnd"/>
+            <w:r>
+              <w:t>, especially at high speeds</w:t>
             </w:r>
           </w:p>
         </w:tc>
@@ -2607,12 +2619,14 @@
             <w:pPr>
               <w:spacing w:after="0" w:line="259" w:lineRule="auto"/>
             </w:pPr>
+            <w:proofErr w:type="gramStart"/>
             <w:r>
               <w:rPr>
                 <w:sz w:val="16"/>
               </w:rPr>
               <w:t>Open-loop</w:t>
             </w:r>
+            <w:proofErr w:type="gramEnd"/>
           </w:p>
         </w:tc>
         <w:tc>
@@ -2630,12 +2644,14 @@
             <w:pPr>
               <w:spacing w:after="0" w:line="259" w:lineRule="auto"/>
             </w:pPr>
+            <w:proofErr w:type="gramStart"/>
             <w:r>
               <w:rPr>
                 <w:sz w:val="16"/>
               </w:rPr>
               <w:t>Closed-loop</w:t>
             </w:r>
+            <w:proofErr w:type="gramEnd"/>
           </w:p>
         </w:tc>
       </w:tr>
@@ -3061,19 +3077,21 @@
               <w:rPr>
                 <w:sz w:val="16"/>
               </w:rPr>
-              <w:t xml:space="preserve">Encoder </w:t>
-            </w:r>
+              <w:t xml:space="preserve">Encoder / potentiometer + comparator detects position </w:t>
+            </w:r>
+            <w:proofErr w:type="gramStart"/>
             <w:r>
               <w:rPr>
                 <w:sz w:val="16"/>
               </w:rPr>
-              <w:t xml:space="preserve">/ potentiometer + comparator </w:t>
-            </w:r>
+              <w:t>error</w:t>
+            </w:r>
+            <w:proofErr w:type="gramEnd"/>
             <w:r>
               <w:rPr>
                 <w:sz w:val="16"/>
               </w:rPr>
-              <w:t>detects position error and the controller can correct it; excessive load can still cause a fault or loss of tracking</w:t>
+              <w:t xml:space="preserve"> and the controller can correct it; excessive load can still cause a fault or loss of tracking</w:t>
             </w:r>
           </w:p>
         </w:tc>
@@ -3148,11 +3166,19 @@
                 <w:sz w:val="16"/>
               </w:rPr>
             </w:pPr>
+            <w:proofErr w:type="gramStart"/>
             <w:r>
               <w:rPr>
                 <w:sz w:val="16"/>
               </w:rPr>
-              <w:t>Generally more efficient because current is adjusted to the required load; smoother and usually quieter when properly tuned</w:t>
+              <w:t>Generally</w:t>
+            </w:r>
+            <w:proofErr w:type="gramEnd"/>
+            <w:r>
+              <w:rPr>
+                <w:sz w:val="16"/>
+              </w:rPr>
+              <w:t xml:space="preserve"> more efficient because current is adjusted to the required load; smoother and usually quieter when properly tuned</w:t>
             </w:r>
           </w:p>
         </w:tc>
@@ -3491,7 +3517,25 @@
           <w:bCs/>
           <w:color w:val="548DD4" w:themeColor="text2" w:themeTint="99"/>
         </w:rPr>
-        <w:t xml:space="preserve"> open-loop,</w:t>
+        <w:t xml:space="preserve"> </w:t>
+      </w:r>
+      <w:proofErr w:type="gramStart"/>
+      <w:r>
+        <w:rPr>
+          <w:b/>
+          <w:bCs/>
+          <w:color w:val="548DD4" w:themeColor="text2" w:themeTint="99"/>
+        </w:rPr>
+        <w:t>open-loop</w:t>
+      </w:r>
+      <w:proofErr w:type="gramEnd"/>
+      <w:r>
+        <w:rPr>
+          <w:b/>
+          <w:bCs/>
+          <w:color w:val="548DD4" w:themeColor="text2" w:themeTint="99"/>
+        </w:rPr>
+        <w:t>,</w:t>
       </w:r>
       <w:r>
         <w:t xml:space="preserve"> so if the motor is overloaded or accelerated too quickly, it may skip steps and lose its actual position; however, with a lightweight pen and properly sized motor, this is unlikely to be a major issue.</w:t>
@@ -3632,7 +3676,15 @@
         <w:spacing w:after="60"/>
       </w:pPr>
       <w:r>
-        <w:t xml:space="preserve">Closed-loop control is a system where the controller receives feedback about what the motor is actually doing. An encoder or another feedback sensor can return information such as the motor's </w:t>
+        <w:t xml:space="preserve">Closed-loop control is a system where the controller receives feedback about what the motor is </w:t>
+      </w:r>
+      <w:proofErr w:type="gramStart"/>
+      <w:r>
+        <w:t>actually doing</w:t>
+      </w:r>
+      <w:proofErr w:type="gramEnd"/>
+      <w:r>
+        <w:t xml:space="preserve">. An encoder or another feedback sensor can return information such as the motor's </w:t>
       </w:r>
       <w:r>
         <w:rPr>
@@ -3736,7 +3788,15 @@
         <w:t>actual position</w:t>
       </w:r>
       <w:r>
-        <w:t xml:space="preserve"> measured by the encoder. If the controller commands the motor to move to 100 mm but the encoder reports that it is only at 95 mm, the controller detects a 5 mm position error and can adjust the motor's movement to reduce that error. This continuous measurement and correction allows a closed-loop system to detect and correct position errors that an open-loop system would not know about.</w:t>
+        <w:t xml:space="preserve"> measured by the encoder. If the controller commands the motor to move to 100 mm but the encoder reports that it is only at 95 mm, the controller detects a 5 mm position error and can adjust the motor's movement to reduce that error. This continuous measurement and correction </w:t>
+      </w:r>
+      <w:proofErr w:type="gramStart"/>
+      <w:r>
+        <w:t>allows</w:t>
+      </w:r>
+      <w:proofErr w:type="gramEnd"/>
+      <w:r>
+        <w:t xml:space="preserve"> a closed-loop system to detect and correct position errors that an open-loop system would not know about.</w:t>
       </w:r>
     </w:p>
     <w:p>
@@ -3982,17 +4042,19 @@
                 <w:sz w:val="16"/>
               </w:rPr>
             </w:pPr>
+            <w:proofErr w:type="gramStart"/>
             <w:r>
               <w:rPr>
                 <w:sz w:val="16"/>
               </w:rPr>
-              <w:t xml:space="preserve">Reports </w:t>
-            </w:r>
+              <w:t>Reports</w:t>
+            </w:r>
+            <w:proofErr w:type="gramEnd"/>
             <w:r>
               <w:rPr>
                 <w:sz w:val="16"/>
               </w:rPr>
-              <w:t>changes in position using pulses. The controller counts the pulses to determine movement and can use A/B signals to determine direction.</w:t>
+              <w:t xml:space="preserve"> changes in position using pulses. The controller counts the pulses to determine movement and can use A/B signals to determine direction.</w:t>
             </w:r>
           </w:p>
         </w:tc>
@@ -4298,7 +4360,15 @@
         <w:ind w:hanging="271"/>
       </w:pPr>
       <w:r>
-        <w:t>State the purpose of a motor driver and explain why a controller should not supply power directly to a motor.</w:t>
+        <w:t xml:space="preserve">State the purpose of </w:t>
+      </w:r>
+      <w:proofErr w:type="gramStart"/>
+      <w:r>
+        <w:t>a motor</w:t>
+      </w:r>
+      <w:proofErr w:type="gramEnd"/>
+      <w:r>
+        <w:t xml:space="preserve"> driver and explain why a controller should not supply power directly to a motor.</w:t>
       </w:r>
     </w:p>
     <w:p>
@@ -4632,7 +4702,15 @@
         <w:ind w:hanging="271"/>
       </w:pPr>
       <w:r>
-        <w:t>Why is a VFD used with many AC spindle motors? Address speed control, acceleration and deceleration, direction, and protection.</w:t>
+        <w:t xml:space="preserve">Why is </w:t>
+      </w:r>
+      <w:proofErr w:type="gramStart"/>
+      <w:r>
+        <w:t>a VFD</w:t>
+      </w:r>
+      <w:proofErr w:type="gramEnd"/>
+      <w:r>
+        <w:t xml:space="preserve"> used with many AC spindle motors? Address speed control, acceleration and deceleration, direction, and protection.</w:t>
       </w:r>
     </w:p>
     <w:p>
@@ -5141,7 +5219,7 @@
               <w:rPr>
                 <w:sz w:val="15"/>
               </w:rPr>
-              <w:t>Type here</w:t>
+              <w:t>Stepper motor driver (3DM580S)</w:t>
             </w:r>
           </w:p>
         </w:tc>
@@ -5160,6 +5238,12 @@
             <w:pPr>
               <w:spacing w:after="0" w:line="259" w:lineRule="auto"/>
             </w:pPr>
+            <w:r>
+              <w:rPr>
+                <w:sz w:val="15"/>
+              </w:rPr>
+              <w:t>2</w:t>
+            </w:r>
           </w:p>
         </w:tc>
         <w:tc>
@@ -5176,12 +5260,15 @@
           <w:p>
             <w:pPr>
               <w:spacing w:after="0" w:line="259" w:lineRule="auto"/>
+              <w:rPr>
+                <w:sz w:val="15"/>
+              </w:rPr>
             </w:pPr>
             <w:r>
               <w:rPr>
                 <w:sz w:val="15"/>
               </w:rPr>
-              <w:t>Type here</w:t>
+              <w:t>STEP/DIR compatible; one driver per stepper motor</w:t>
             </w:r>
           </w:p>
         </w:tc>
@@ -5199,12 +5286,15 @@
           <w:p>
             <w:pPr>
               <w:spacing w:after="0" w:line="259" w:lineRule="auto"/>
+              <w:rPr>
+                <w:sz w:val="15"/>
+              </w:rPr>
             </w:pPr>
             <w:r>
               <w:rPr>
                 <w:sz w:val="15"/>
               </w:rPr>
-              <w:t>Type here</w:t>
+              <w:t>Receives STEP/DIR commands from the RD controller and supplies the required current to each stepper motor</w:t>
             </w:r>
           </w:p>
         </w:tc>
@@ -5229,6 +5319,7 @@
             <w:r>
               <w:rPr>
                 <w:b/>
+                <w:bCs/>
                 <w:sz w:val="15"/>
               </w:rPr>
               <w:t>Control / electrical</w:t>
@@ -5249,12 +5340,15 @@
           <w:p>
             <w:pPr>
               <w:spacing w:after="0" w:line="259" w:lineRule="auto"/>
+              <w:rPr>
+                <w:sz w:val="15"/>
+              </w:rPr>
             </w:pPr>
             <w:r>
               <w:rPr>
                 <w:sz w:val="15"/>
               </w:rPr>
-              <w:t>Type here</w:t>
+              <w:t>Controller power supply</w:t>
             </w:r>
           </w:p>
         </w:tc>
@@ -5272,7 +5366,16 @@
           <w:p>
             <w:pPr>
               <w:spacing w:after="0" w:line="259" w:lineRule="auto"/>
+              <w:rPr>
+                <w:sz w:val="15"/>
+              </w:rPr>
             </w:pPr>
+            <w:r>
+              <w:rPr>
+                <w:sz w:val="15"/>
+              </w:rPr>
+              <w:t>1</w:t>
+            </w:r>
           </w:p>
         </w:tc>
         <w:tc>
@@ -5289,12 +5392,15 @@
           <w:p>
             <w:pPr>
               <w:spacing w:after="0" w:line="259" w:lineRule="auto"/>
+              <w:rPr>
+                <w:sz w:val="15"/>
+              </w:rPr>
             </w:pPr>
             <w:r>
               <w:rPr>
                 <w:sz w:val="15"/>
               </w:rPr>
-              <w:t>Type here</w:t>
+              <w:t>Controller power supply</w:t>
             </w:r>
           </w:p>
         </w:tc>
@@ -5312,12 +5418,299 @@
           <w:p>
             <w:pPr>
               <w:spacing w:after="0" w:line="259" w:lineRule="auto"/>
+              <w:rPr>
+                <w:sz w:val="15"/>
+              </w:rPr>
             </w:pPr>
             <w:r>
               <w:rPr>
                 <w:sz w:val="15"/>
               </w:rPr>
-              <w:t>Type here</w:t>
+              <w:t>Powers the RD controller safely</w:t>
+            </w:r>
+          </w:p>
+        </w:tc>
+      </w:tr>
+      <w:tr>
+        <w:tc>
+          <w:tcPr>
+            <w:tcW w:w="1700" w:type="dxa"/>
+            <w:shd w:val="clear" w:color="auto" w:fill="F2F4F7"/>
+            <w:tcMar>
+              <w:top w:w="90" w:type="dxa"/>
+              <w:left w:w="120" w:type="dxa"/>
+              <w:bottom w:w="90" w:type="dxa"/>
+              <w:right w:w="120" w:type="dxa"/>
+            </w:tcMar>
+            <w:vAlign w:val="center"/>
+          </w:tcPr>
+          <w:p>
+            <w:pPr>
+              <w:spacing w:after="0" w:line="259" w:lineRule="auto"/>
+              <w:rPr>
+                <w:b/>
+                <w:sz w:val="15"/>
+              </w:rPr>
+            </w:pPr>
+            <w:r>
+              <w:rPr>
+                <w:b/>
+                <w:sz w:val="15"/>
+              </w:rPr>
+              <w:t>Control / electrical</w:t>
+            </w:r>
+          </w:p>
+        </w:tc>
+        <w:tc>
+          <w:tcPr>
+            <w:tcW w:w="1900" w:type="dxa"/>
+            <w:tcMar>
+              <w:top w:w="90" w:type="dxa"/>
+              <w:left w:w="120" w:type="dxa"/>
+              <w:bottom w:w="90" w:type="dxa"/>
+              <w:right w:w="120" w:type="dxa"/>
+            </w:tcMar>
+            <w:vAlign w:val="center"/>
+          </w:tcPr>
+          <w:p>
+            <w:pPr>
+              <w:spacing w:after="0" w:line="259" w:lineRule="auto"/>
+              <w:rPr>
+                <w:sz w:val="15"/>
+              </w:rPr>
+            </w:pPr>
+            <w:r>
+              <w:rPr>
+                <w:sz w:val="15"/>
+              </w:rPr>
+              <w:t>Motor-driver power supply</w:t>
+            </w:r>
+          </w:p>
+        </w:tc>
+        <w:tc>
+          <w:tcPr>
+            <w:tcW w:w="620" w:type="dxa"/>
+            <w:tcMar>
+              <w:top w:w="90" w:type="dxa"/>
+              <w:left w:w="120" w:type="dxa"/>
+              <w:bottom w:w="90" w:type="dxa"/>
+              <w:right w:w="120" w:type="dxa"/>
+            </w:tcMar>
+            <w:vAlign w:val="center"/>
+          </w:tcPr>
+          <w:p>
+            <w:pPr>
+              <w:spacing w:after="0" w:line="259" w:lineRule="auto"/>
+              <w:rPr>
+                <w:sz w:val="15"/>
+              </w:rPr>
+            </w:pPr>
+            <w:r>
+              <w:rPr>
+                <w:sz w:val="15"/>
+              </w:rPr>
+              <w:t>1</w:t>
+            </w:r>
+          </w:p>
+        </w:tc>
+        <w:tc>
+          <w:tcPr>
+            <w:tcW w:w="2500" w:type="dxa"/>
+            <w:tcMar>
+              <w:top w:w="90" w:type="dxa"/>
+              <w:left w:w="120" w:type="dxa"/>
+              <w:bottom w:w="90" w:type="dxa"/>
+              <w:right w:w="120" w:type="dxa"/>
+            </w:tcMar>
+            <w:vAlign w:val="center"/>
+          </w:tcPr>
+          <w:p>
+            <w:pPr>
+              <w:spacing w:after="0" w:line="259" w:lineRule="auto"/>
+              <w:rPr>
+                <w:sz w:val="15"/>
+              </w:rPr>
+            </w:pPr>
+            <w:r>
+              <w:rPr>
+                <w:sz w:val="15"/>
+              </w:rPr>
+              <w:t>DC supply within the 3DM580S operating range and sized for both drivers/motors</w:t>
+            </w:r>
+          </w:p>
+        </w:tc>
+        <w:tc>
+          <w:tcPr>
+            <w:tcW w:w="2640" w:type="dxa"/>
+            <w:tcMar>
+              <w:top w:w="90" w:type="dxa"/>
+              <w:left w:w="120" w:type="dxa"/>
+              <w:bottom w:w="90" w:type="dxa"/>
+              <w:right w:w="120" w:type="dxa"/>
+            </w:tcMar>
+            <w:vAlign w:val="center"/>
+          </w:tcPr>
+          <w:p>
+            <w:pPr>
+              <w:spacing w:after="0" w:line="259" w:lineRule="auto"/>
+              <w:rPr>
+                <w:sz w:val="15"/>
+              </w:rPr>
+            </w:pPr>
+            <w:r>
+              <w:rPr>
+                <w:sz w:val="15"/>
+              </w:rPr>
+              <w:t>Supplies power to the two stepper drivers and motors</w:t>
+            </w:r>
+          </w:p>
+        </w:tc>
+      </w:tr>
+      <w:tr>
+        <w:tc>
+          <w:tcPr>
+            <w:tcW w:w="1700" w:type="dxa"/>
+            <w:shd w:val="clear" w:color="auto" w:fill="F2F4F7"/>
+            <w:tcMar>
+              <w:top w:w="90" w:type="dxa"/>
+              <w:left w:w="120" w:type="dxa"/>
+              <w:bottom w:w="90" w:type="dxa"/>
+              <w:right w:w="120" w:type="dxa"/>
+            </w:tcMar>
+            <w:vAlign w:val="center"/>
+          </w:tcPr>
+          <w:p>
+            <w:pPr>
+              <w:spacing w:after="0" w:line="259" w:lineRule="auto"/>
+              <w:rPr>
+                <w:b/>
+                <w:sz w:val="15"/>
+              </w:rPr>
+            </w:pPr>
+            <w:r>
+              <w:rPr>
+                <w:b/>
+                <w:sz w:val="15"/>
+              </w:rPr>
+              <w:t>Sensors / Electrical</w:t>
+            </w:r>
+          </w:p>
+        </w:tc>
+        <w:tc>
+          <w:tcPr>
+            <w:tcW w:w="1900" w:type="dxa"/>
+            <w:tcMar>
+              <w:top w:w="90" w:type="dxa"/>
+              <w:left w:w="120" w:type="dxa"/>
+              <w:bottom w:w="90" w:type="dxa"/>
+              <w:right w:w="120" w:type="dxa"/>
+            </w:tcMar>
+            <w:vAlign w:val="center"/>
+          </w:tcPr>
+          <w:p>
+            <w:pPr>
+              <w:spacing w:after="0" w:line="259" w:lineRule="auto"/>
+              <w:rPr>
+                <w:sz w:val="15"/>
+              </w:rPr>
+            </w:pPr>
+            <w:r>
+              <w:rPr>
+                <w:sz w:val="15"/>
+              </w:rPr>
+              <w:t>Limit switches</w:t>
+            </w:r>
+          </w:p>
+        </w:tc>
+        <w:tc>
+          <w:tcPr>
+            <w:tcW w:w="620" w:type="dxa"/>
+            <w:tcMar>
+              <w:top w:w="90" w:type="dxa"/>
+              <w:left w:w="120" w:type="dxa"/>
+              <w:bottom w:w="90" w:type="dxa"/>
+              <w:right w:w="120" w:type="dxa"/>
+            </w:tcMar>
+            <w:vAlign w:val="center"/>
+          </w:tcPr>
+          <w:p>
+            <w:pPr>
+              <w:spacing w:after="0" w:line="259" w:lineRule="auto"/>
+              <w:rPr>
+                <w:sz w:val="15"/>
+              </w:rPr>
+            </w:pPr>
+            <w:r>
+              <w:rPr>
+                <w:sz w:val="15"/>
+              </w:rPr>
+              <w:t>2</w:t>
+            </w:r>
+          </w:p>
+        </w:tc>
+        <w:tc>
+          <w:tcPr>
+            <w:tcW w:w="2500" w:type="dxa"/>
+            <w:tcMar>
+              <w:top w:w="90" w:type="dxa"/>
+              <w:left w:w="120" w:type="dxa"/>
+              <w:bottom w:w="90" w:type="dxa"/>
+              <w:right w:w="120" w:type="dxa"/>
+            </w:tcMar>
+            <w:vAlign w:val="center"/>
+          </w:tcPr>
+          <w:p>
+            <w:pPr>
+              <w:spacing w:after="0" w:line="259" w:lineRule="auto"/>
+              <w:rPr>
+                <w:sz w:val="15"/>
+              </w:rPr>
+            </w:pPr>
+            <w:r>
+              <w:rPr>
+                <w:sz w:val="15"/>
+              </w:rPr>
+              <w:t>One home switch for X and one for Y</w:t>
+            </w:r>
+          </w:p>
+        </w:tc>
+        <w:tc>
+          <w:tcPr>
+            <w:tcW w:w="2640" w:type="dxa"/>
+            <w:tcMar>
+              <w:top w:w="90" w:type="dxa"/>
+              <w:left w:w="120" w:type="dxa"/>
+              <w:bottom w:w="90" w:type="dxa"/>
+              <w:right w:w="120" w:type="dxa"/>
+            </w:tcMar>
+            <w:vAlign w:val="center"/>
+          </w:tcPr>
+          <w:p>
+            <w:pPr>
+              <w:spacing w:after="0" w:line="259" w:lineRule="auto"/>
+              <w:rPr>
+                <w:sz w:val="15"/>
+              </w:rPr>
+            </w:pPr>
+            <w:r>
+              <w:rPr>
+                <w:sz w:val="15"/>
+              </w:rPr>
+              <w:t xml:space="preserve">Used for </w:t>
+            </w:r>
+            <w:proofErr w:type="gramStart"/>
+            <w:r>
+              <w:rPr>
+                <w:sz w:val="15"/>
+              </w:rPr>
+              <w:t>homing</w:t>
+            </w:r>
+            <w:proofErr w:type="gramEnd"/>
+            <w:r>
+              <w:rPr>
+                <w:sz w:val="15"/>
+              </w:rPr>
+              <w:t xml:space="preserve"> and establishing a known reference position</w:t>
             </w:r>
           </w:p>
         </w:tc>
@@ -5344,7 +5737,7 @@
                 <w:b/>
                 <w:sz w:val="15"/>
               </w:rPr>
-              <w:t>Safety / protection</w:t>
+              <w:t>Safety/protection</w:t>
             </w:r>
           </w:p>
         </w:tc>
@@ -5362,12 +5755,15 @@
           <w:p>
             <w:pPr>
               <w:spacing w:after="0" w:line="259" w:lineRule="auto"/>
+              <w:rPr>
+                <w:sz w:val="15"/>
+              </w:rPr>
             </w:pPr>
             <w:r>
               <w:rPr>
                 <w:sz w:val="15"/>
               </w:rPr>
-              <w:t>Type here</w:t>
+              <w:t>Fuse / circuit protection</w:t>
             </w:r>
           </w:p>
         </w:tc>
@@ -5385,7 +5781,16 @@
           <w:p>
             <w:pPr>
               <w:spacing w:after="0" w:line="259" w:lineRule="auto"/>
+              <w:rPr>
+                <w:sz w:val="15"/>
+              </w:rPr>
             </w:pPr>
+            <w:r>
+              <w:rPr>
+                <w:sz w:val="15"/>
+              </w:rPr>
+              <w:t>1 set</w:t>
+            </w:r>
           </w:p>
         </w:tc>
         <w:tc>
@@ -5402,12 +5807,15 @@
           <w:p>
             <w:pPr>
               <w:spacing w:after="0" w:line="259" w:lineRule="auto"/>
+              <w:rPr>
+                <w:sz w:val="15"/>
+              </w:rPr>
             </w:pPr>
             <w:r>
               <w:rPr>
                 <w:sz w:val="15"/>
               </w:rPr>
-              <w:t>Type here</w:t>
+              <w:t>Correctly rated for the power supplies and loads</w:t>
             </w:r>
           </w:p>
         </w:tc>
@@ -5425,12 +5833,426 @@
           <w:p>
             <w:pPr>
               <w:spacing w:after="0" w:line="259" w:lineRule="auto"/>
+              <w:rPr>
+                <w:sz w:val="15"/>
+              </w:rPr>
             </w:pPr>
             <w:r>
               <w:rPr>
                 <w:sz w:val="15"/>
               </w:rPr>
-              <w:t>Type here</w:t>
+              <w:t>Protects wiring and electronics against excessive current or short circuits</w:t>
+            </w:r>
+          </w:p>
+        </w:tc>
+      </w:tr>
+      <w:tr>
+        <w:tc>
+          <w:tcPr>
+            <w:tcW w:w="1700" w:type="dxa"/>
+            <w:shd w:val="clear" w:color="auto" w:fill="F2F4F7"/>
+            <w:tcMar>
+              <w:top w:w="90" w:type="dxa"/>
+              <w:left w:w="120" w:type="dxa"/>
+              <w:bottom w:w="90" w:type="dxa"/>
+              <w:right w:w="120" w:type="dxa"/>
+            </w:tcMar>
+            <w:vAlign w:val="center"/>
+          </w:tcPr>
+          <w:p>
+            <w:pPr>
+              <w:spacing w:after="0" w:line="259" w:lineRule="auto"/>
+              <w:rPr>
+                <w:b/>
+                <w:sz w:val="15"/>
+              </w:rPr>
+            </w:pPr>
+            <w:r>
+              <w:rPr>
+                <w:b/>
+                <w:bCs/>
+                <w:sz w:val="15"/>
+              </w:rPr>
+              <w:t>Mechanical / Motion Transmission</w:t>
+            </w:r>
+          </w:p>
+        </w:tc>
+        <w:tc>
+          <w:tcPr>
+            <w:tcW w:w="1900" w:type="dxa"/>
+            <w:tcMar>
+              <w:top w:w="90" w:type="dxa"/>
+              <w:left w:w="120" w:type="dxa"/>
+              <w:bottom w:w="90" w:type="dxa"/>
+              <w:right w:w="120" w:type="dxa"/>
+            </w:tcMar>
+            <w:vAlign w:val="center"/>
+          </w:tcPr>
+          <w:p>
+            <w:pPr>
+              <w:spacing w:after="0" w:line="259" w:lineRule="auto"/>
+              <w:rPr>
+                <w:sz w:val="15"/>
+              </w:rPr>
+            </w:pPr>
+            <w:r>
+              <w:rPr>
+                <w:sz w:val="15"/>
+              </w:rPr>
+              <w:t>Timing belt</w:t>
+            </w:r>
+          </w:p>
+        </w:tc>
+        <w:tc>
+          <w:tcPr>
+            <w:tcW w:w="620" w:type="dxa"/>
+            <w:tcMar>
+              <w:top w:w="90" w:type="dxa"/>
+              <w:left w:w="120" w:type="dxa"/>
+              <w:bottom w:w="90" w:type="dxa"/>
+              <w:right w:w="120" w:type="dxa"/>
+            </w:tcMar>
+            <w:vAlign w:val="center"/>
+          </w:tcPr>
+          <w:p>
+            <w:pPr>
+              <w:spacing w:after="0" w:line="259" w:lineRule="auto"/>
+              <w:rPr>
+                <w:sz w:val="15"/>
+              </w:rPr>
+            </w:pPr>
+            <w:r>
+              <w:rPr>
+                <w:sz w:val="15"/>
+              </w:rPr>
+              <w:t>2</w:t>
+            </w:r>
+          </w:p>
+        </w:tc>
+        <w:tc>
+          <w:tcPr>
+            <w:tcW w:w="2500" w:type="dxa"/>
+            <w:tcMar>
+              <w:top w:w="90" w:type="dxa"/>
+              <w:left w:w="120" w:type="dxa"/>
+              <w:bottom w:w="90" w:type="dxa"/>
+              <w:right w:w="120" w:type="dxa"/>
+            </w:tcMar>
+            <w:vAlign w:val="center"/>
+          </w:tcPr>
+          <w:p>
+            <w:pPr>
+              <w:spacing w:after="0" w:line="259" w:lineRule="auto"/>
+              <w:rPr>
+                <w:sz w:val="15"/>
+              </w:rPr>
+            </w:pPr>
+            <w:r>
+              <w:rPr>
+                <w:sz w:val="15"/>
+              </w:rPr>
+              <w:t>One belt for X and one for Y; toothed belt with low stretch</w:t>
+            </w:r>
+          </w:p>
+        </w:tc>
+        <w:tc>
+          <w:tcPr>
+            <w:tcW w:w="2640" w:type="dxa"/>
+            <w:tcMar>
+              <w:top w:w="90" w:type="dxa"/>
+              <w:left w:w="120" w:type="dxa"/>
+              <w:bottom w:w="90" w:type="dxa"/>
+              <w:right w:w="120" w:type="dxa"/>
+            </w:tcMar>
+            <w:vAlign w:val="center"/>
+          </w:tcPr>
+          <w:p>
+            <w:pPr>
+              <w:spacing w:after="0" w:line="259" w:lineRule="auto"/>
+              <w:rPr>
+                <w:sz w:val="15"/>
+              </w:rPr>
+            </w:pPr>
+            <w:r>
+              <w:rPr>
+                <w:sz w:val="15"/>
+              </w:rPr>
+              <w:t>Transfers motion from the stepper motor to the moving carriage</w:t>
+            </w:r>
+          </w:p>
+        </w:tc>
+      </w:tr>
+      <w:tr>
+        <w:tc>
+          <w:tcPr>
+            <w:tcW w:w="1700" w:type="dxa"/>
+            <w:shd w:val="clear" w:color="auto" w:fill="F2F4F7"/>
+            <w:tcMar>
+              <w:top w:w="90" w:type="dxa"/>
+              <w:left w:w="120" w:type="dxa"/>
+              <w:bottom w:w="90" w:type="dxa"/>
+              <w:right w:w="120" w:type="dxa"/>
+            </w:tcMar>
+            <w:vAlign w:val="center"/>
+          </w:tcPr>
+          <w:p>
+            <w:pPr>
+              <w:spacing w:after="0" w:line="259" w:lineRule="auto"/>
+              <w:rPr>
+                <w:b/>
+                <w:sz w:val="15"/>
+              </w:rPr>
+            </w:pPr>
+            <w:r>
+              <w:rPr>
+                <w:b/>
+                <w:bCs/>
+                <w:sz w:val="15"/>
+              </w:rPr>
+              <w:t>Mechanical / Motion Transmission</w:t>
+            </w:r>
+          </w:p>
+        </w:tc>
+        <w:tc>
+          <w:tcPr>
+            <w:tcW w:w="1900" w:type="dxa"/>
+            <w:tcMar>
+              <w:top w:w="90" w:type="dxa"/>
+              <w:left w:w="120" w:type="dxa"/>
+              <w:bottom w:w="90" w:type="dxa"/>
+              <w:right w:w="120" w:type="dxa"/>
+            </w:tcMar>
+            <w:vAlign w:val="center"/>
+          </w:tcPr>
+          <w:p>
+            <w:pPr>
+              <w:spacing w:after="0" w:line="259" w:lineRule="auto"/>
+              <w:rPr>
+                <w:sz w:val="15"/>
+              </w:rPr>
+            </w:pPr>
+            <w:r>
+              <w:rPr>
+                <w:sz w:val="15"/>
+              </w:rPr>
+              <w:t>Timing pulley</w:t>
+            </w:r>
+          </w:p>
+        </w:tc>
+        <w:tc>
+          <w:tcPr>
+            <w:tcW w:w="620" w:type="dxa"/>
+            <w:tcMar>
+              <w:top w:w="90" w:type="dxa"/>
+              <w:left w:w="120" w:type="dxa"/>
+              <w:bottom w:w="90" w:type="dxa"/>
+              <w:right w:w="120" w:type="dxa"/>
+            </w:tcMar>
+            <w:vAlign w:val="center"/>
+          </w:tcPr>
+          <w:p>
+            <w:pPr>
+              <w:spacing w:after="0" w:line="259" w:lineRule="auto"/>
+              <w:rPr>
+                <w:sz w:val="15"/>
+              </w:rPr>
+            </w:pPr>
+            <w:r>
+              <w:rPr>
+                <w:sz w:val="15"/>
+              </w:rPr>
+              <w:t>2</w:t>
+            </w:r>
+          </w:p>
+        </w:tc>
+        <w:tc>
+          <w:tcPr>
+            <w:tcW w:w="2500" w:type="dxa"/>
+            <w:tcMar>
+              <w:top w:w="90" w:type="dxa"/>
+              <w:left w:w="120" w:type="dxa"/>
+              <w:bottom w:w="90" w:type="dxa"/>
+              <w:right w:w="120" w:type="dxa"/>
+            </w:tcMar>
+            <w:vAlign w:val="center"/>
+          </w:tcPr>
+          <w:p>
+            <w:pPr>
+              <w:spacing w:after="0" w:line="259" w:lineRule="auto"/>
+              <w:rPr>
+                <w:sz w:val="15"/>
+              </w:rPr>
+            </w:pPr>
+            <w:r>
+              <w:rPr>
+                <w:sz w:val="15"/>
+              </w:rPr>
+              <w:t>Mounted on each stepper motor shaft and matched to the belt pitch</w:t>
+            </w:r>
+          </w:p>
+        </w:tc>
+        <w:tc>
+          <w:tcPr>
+            <w:tcW w:w="2640" w:type="dxa"/>
+            <w:tcMar>
+              <w:top w:w="90" w:type="dxa"/>
+              <w:left w:w="120" w:type="dxa"/>
+              <w:bottom w:w="90" w:type="dxa"/>
+              <w:right w:w="120" w:type="dxa"/>
+            </w:tcMar>
+            <w:vAlign w:val="center"/>
+          </w:tcPr>
+          <w:p>
+            <w:pPr>
+              <w:spacing w:after="0" w:line="259" w:lineRule="auto"/>
+              <w:rPr>
+                <w:sz w:val="15"/>
+              </w:rPr>
+            </w:pPr>
+            <w:r>
+              <w:rPr>
+                <w:sz w:val="15"/>
+              </w:rPr>
+              <w:t>Converts motor rotation into belt movement</w:t>
+            </w:r>
+          </w:p>
+        </w:tc>
+      </w:tr>
+      <w:tr>
+        <w:trPr>
+          <w:trHeight w:val="1198"/>
+        </w:trPr>
+        <w:tc>
+          <w:tcPr>
+            <w:tcW w:w="1700" w:type="dxa"/>
+            <w:shd w:val="clear" w:color="auto" w:fill="F2F4F7"/>
+            <w:tcMar>
+              <w:top w:w="90" w:type="dxa"/>
+              <w:left w:w="120" w:type="dxa"/>
+              <w:bottom w:w="90" w:type="dxa"/>
+              <w:right w:w="120" w:type="dxa"/>
+            </w:tcMar>
+            <w:vAlign w:val="center"/>
+          </w:tcPr>
+          <w:p>
+            <w:pPr>
+              <w:spacing w:after="0" w:line="259" w:lineRule="auto"/>
+              <w:rPr>
+                <w:b/>
+                <w:sz w:val="15"/>
+              </w:rPr>
+            </w:pPr>
+            <w:r>
+              <w:rPr>
+                <w:b/>
+                <w:bCs/>
+                <w:sz w:val="15"/>
+              </w:rPr>
+              <w:t>Mechanical / Motion Transmission</w:t>
+            </w:r>
+          </w:p>
+        </w:tc>
+        <w:tc>
+          <w:tcPr>
+            <w:tcW w:w="1900" w:type="dxa"/>
+            <w:tcMar>
+              <w:top w:w="90" w:type="dxa"/>
+              <w:left w:w="120" w:type="dxa"/>
+              <w:bottom w:w="90" w:type="dxa"/>
+              <w:right w:w="120" w:type="dxa"/>
+            </w:tcMar>
+            <w:vAlign w:val="center"/>
+          </w:tcPr>
+          <w:p>
+            <w:pPr>
+              <w:spacing w:after="0" w:line="259" w:lineRule="auto"/>
+              <w:rPr>
+                <w:sz w:val="15"/>
+              </w:rPr>
+            </w:pPr>
+            <w:r>
+              <w:rPr>
+                <w:sz w:val="15"/>
+              </w:rPr>
+              <w:t>Idler pulley</w:t>
+            </w:r>
+          </w:p>
+        </w:tc>
+        <w:tc>
+          <w:tcPr>
+            <w:tcW w:w="620" w:type="dxa"/>
+            <w:tcMar>
+              <w:top w:w="90" w:type="dxa"/>
+              <w:left w:w="120" w:type="dxa"/>
+              <w:bottom w:w="90" w:type="dxa"/>
+              <w:right w:w="120" w:type="dxa"/>
+            </w:tcMar>
+            <w:vAlign w:val="center"/>
+          </w:tcPr>
+          <w:p>
+            <w:pPr>
+              <w:spacing w:after="0" w:line="259" w:lineRule="auto"/>
+              <w:rPr>
+                <w:sz w:val="15"/>
+              </w:rPr>
+            </w:pPr>
+            <w:r>
+              <w:rPr>
+                <w:sz w:val="15"/>
+              </w:rPr>
+              <w:t>2</w:t>
+            </w:r>
+          </w:p>
+        </w:tc>
+        <w:tc>
+          <w:tcPr>
+            <w:tcW w:w="2500" w:type="dxa"/>
+            <w:tcMar>
+              <w:top w:w="90" w:type="dxa"/>
+              <w:left w:w="120" w:type="dxa"/>
+              <w:bottom w:w="90" w:type="dxa"/>
+              <w:right w:w="120" w:type="dxa"/>
+            </w:tcMar>
+            <w:vAlign w:val="center"/>
+          </w:tcPr>
+          <w:p>
+            <w:pPr>
+              <w:spacing w:after="0" w:line="259" w:lineRule="auto"/>
+              <w:rPr>
+                <w:sz w:val="15"/>
+              </w:rPr>
+            </w:pPr>
+            <w:r>
+              <w:rPr>
+                <w:sz w:val="15"/>
+              </w:rPr>
+              <w:t>One for each axis, used at the opposite end of the belt</w:t>
+            </w:r>
+          </w:p>
+        </w:tc>
+        <w:tc>
+          <w:tcPr>
+            <w:tcW w:w="2640" w:type="dxa"/>
+            <w:tcMar>
+              <w:top w:w="90" w:type="dxa"/>
+              <w:left w:w="120" w:type="dxa"/>
+              <w:bottom w:w="90" w:type="dxa"/>
+              <w:right w:w="120" w:type="dxa"/>
+            </w:tcMar>
+            <w:vAlign w:val="center"/>
+          </w:tcPr>
+          <w:p>
+            <w:pPr>
+              <w:spacing w:after="0" w:line="259" w:lineRule="auto"/>
+              <w:rPr>
+                <w:sz w:val="15"/>
+              </w:rPr>
+            </w:pPr>
+            <w:r>
+              <w:rPr>
+                <w:sz w:val="15"/>
+              </w:rPr>
+              <w:t>Guides the belt and helps maintain proper belt tension</w:t>
             </w:r>
           </w:p>
         </w:tc>
@@ -5475,12 +6297,15 @@
           <w:p>
             <w:pPr>
               <w:spacing w:after="0" w:line="259" w:lineRule="auto"/>
+              <w:rPr>
+                <w:sz w:val="15"/>
+              </w:rPr>
             </w:pPr>
             <w:r>
               <w:rPr>
                 <w:sz w:val="15"/>
               </w:rPr>
-              <w:t>Type here</w:t>
+              <w:t>Wooden base + aluminum extrusion frame</w:t>
             </w:r>
           </w:p>
         </w:tc>
@@ -5498,7 +6323,16 @@
           <w:p>
             <w:pPr>
               <w:spacing w:after="0" w:line="259" w:lineRule="auto"/>
+              <w:rPr>
+                <w:sz w:val="15"/>
+              </w:rPr>
             </w:pPr>
+            <w:r>
+              <w:rPr>
+                <w:sz w:val="15"/>
+              </w:rPr>
+              <w:t>1 set</w:t>
+            </w:r>
           </w:p>
         </w:tc>
         <w:tc>
@@ -5515,12 +6349,15 @@
           <w:p>
             <w:pPr>
               <w:spacing w:after="0" w:line="259" w:lineRule="auto"/>
+              <w:rPr>
+                <w:sz w:val="15"/>
+              </w:rPr>
             </w:pPr>
             <w:r>
               <w:rPr>
                 <w:sz w:val="15"/>
               </w:rPr>
-              <w:t>Type here</w:t>
+              <w:t>Flat rigid wooden base with aluminum extrusions around the edges for mounting and alignment</w:t>
             </w:r>
           </w:p>
         </w:tc>
@@ -5538,12 +6375,15 @@
           <w:p>
             <w:pPr>
               <w:spacing w:after="0" w:line="259" w:lineRule="auto"/>
+              <w:rPr>
+                <w:sz w:val="15"/>
+              </w:rPr>
             </w:pPr>
             <w:r>
               <w:rPr>
                 <w:sz w:val="15"/>
               </w:rPr>
-              <w:t>Type here</w:t>
+              <w:t>The wood provides a low-cost flat drawing surface, while the aluminum edges provide greater rigidity and accurate mounting for the rails, motors, and belt system</w:t>
             </w:r>
           </w:p>
         </w:tc>
@@ -5588,12 +6428,15 @@
           <w:p>
             <w:pPr>
               <w:spacing w:after="0" w:line="259" w:lineRule="auto"/>
+              <w:rPr>
+                <w:sz w:val="15"/>
+              </w:rPr>
             </w:pPr>
             <w:r>
               <w:rPr>
                 <w:sz w:val="15"/>
               </w:rPr>
-              <w:t>Type here</w:t>
+              <w:t>Linear rail + carriage block</w:t>
             </w:r>
           </w:p>
         </w:tc>
@@ -5611,7 +6454,16 @@
           <w:p>
             <w:pPr>
               <w:spacing w:after="0" w:line="259" w:lineRule="auto"/>
+              <w:rPr>
+                <w:sz w:val="15"/>
+              </w:rPr>
             </w:pPr>
+            <w:r>
+              <w:rPr>
+                <w:sz w:val="15"/>
+              </w:rPr>
+              <w:t>2 sets</w:t>
+            </w:r>
           </w:p>
         </w:tc>
         <w:tc>
@@ -5628,12 +6480,15 @@
           <w:p>
             <w:pPr>
               <w:spacing w:after="0" w:line="259" w:lineRule="auto"/>
+              <w:rPr>
+                <w:sz w:val="15"/>
+              </w:rPr>
             </w:pPr>
             <w:r>
               <w:rPr>
                 <w:sz w:val="15"/>
               </w:rPr>
-              <w:t>Type here</w:t>
+              <w:t>One set for X and one for Y; low-friction, suitable for a lightweight plotter</w:t>
             </w:r>
           </w:p>
         </w:tc>
@@ -5651,12 +6506,15 @@
           <w:p>
             <w:pPr>
               <w:spacing w:after="0" w:line="259" w:lineRule="auto"/>
+              <w:rPr>
+                <w:sz w:val="15"/>
+              </w:rPr>
             </w:pPr>
             <w:r>
               <w:rPr>
                 <w:sz w:val="15"/>
               </w:rPr>
-              <w:t>Type here</w:t>
+              <w:t>Keeps each axis moving in a straight line and supports the carriage while the timing belt provides the pulling force</w:t>
             </w:r>
           </w:p>
         </w:tc>
@@ -5683,7 +6541,14 @@
                 <w:b/>
                 <w:sz w:val="15"/>
               </w:rPr>
-              <w:t>Motion transmission</w:t>
+              <w:t xml:space="preserve">Pen </w:t>
+            </w:r>
+            <w:r>
+              <w:rPr>
+                <w:b/>
+                <w:sz w:val="15"/>
+              </w:rPr>
+              <w:t>tool/lift</w:t>
             </w:r>
           </w:p>
         </w:tc>
@@ -5701,12 +6566,15 @@
           <w:p>
             <w:pPr>
               <w:spacing w:after="0" w:line="259" w:lineRule="auto"/>
+              <w:rPr>
+                <w:sz w:val="15"/>
+              </w:rPr>
             </w:pPr>
             <w:r>
               <w:rPr>
                 <w:sz w:val="15"/>
               </w:rPr>
-              <w:t>Type here</w:t>
+              <w:t>Solenoid Pen Lift</w:t>
             </w:r>
           </w:p>
         </w:tc>
@@ -5724,7 +6592,16 @@
           <w:p>
             <w:pPr>
               <w:spacing w:after="0" w:line="259" w:lineRule="auto"/>
+              <w:rPr>
+                <w:sz w:val="15"/>
+              </w:rPr>
             </w:pPr>
+            <w:r>
+              <w:rPr>
+                <w:sz w:val="15"/>
+              </w:rPr>
+              <w:t>1</w:t>
+            </w:r>
           </w:p>
         </w:tc>
         <w:tc>
@@ -5740,13 +6617,62 @@
           </w:tcPr>
           <w:p>
             <w:pPr>
+              <w:pStyle w:val="ListParagraph"/>
+              <w:numPr>
+                <w:ilvl w:val="0"/>
+                <w:numId w:val="12"/>
+              </w:numPr>
               <w:spacing w:after="0" w:line="259" w:lineRule="auto"/>
+              <w:ind w:left="156" w:hanging="114"/>
+              <w:rPr>
+                <w:sz w:val="15"/>
+              </w:rPr>
             </w:pPr>
             <w:r>
               <w:rPr>
                 <w:sz w:val="15"/>
               </w:rPr>
-              <w:t>Type here</w:t>
+              <w:t xml:space="preserve"> 5v DC solenoid</w:t>
+            </w:r>
+          </w:p>
+          <w:p>
+            <w:pPr>
+              <w:pStyle w:val="ListParagraph"/>
+              <w:numPr>
+                <w:ilvl w:val="0"/>
+                <w:numId w:val="12"/>
+              </w:numPr>
+              <w:spacing w:after="0" w:line="259" w:lineRule="auto"/>
+              <w:ind w:left="246" w:hanging="180"/>
+              <w:rPr>
+                <w:sz w:val="15"/>
+              </w:rPr>
+            </w:pPr>
+            <w:r>
+              <w:rPr>
+                <w:sz w:val="15"/>
+              </w:rPr>
+              <w:t>Spring return (pen up when OFF)</w:t>
+            </w:r>
+          </w:p>
+          <w:p>
+            <w:pPr>
+              <w:pStyle w:val="ListParagraph"/>
+              <w:numPr>
+                <w:ilvl w:val="0"/>
+                <w:numId w:val="12"/>
+              </w:numPr>
+              <w:spacing w:after="0" w:line="259" w:lineRule="auto"/>
+              <w:ind w:left="156" w:hanging="114"/>
+              <w:rPr>
+                <w:sz w:val="15"/>
+              </w:rPr>
+            </w:pPr>
+            <w:r>
+              <w:rPr>
+                <w:sz w:val="15"/>
+              </w:rPr>
+              <w:t xml:space="preserve"> Stroke: ~5 -15 mm</w:t>
             </w:r>
           </w:p>
         </w:tc>
@@ -5764,238 +6690,15 @@
           <w:p>
             <w:pPr>
               <w:spacing w:after="0" w:line="259" w:lineRule="auto"/>
+              <w:rPr>
+                <w:sz w:val="15"/>
+              </w:rPr>
             </w:pPr>
             <w:r>
               <w:rPr>
                 <w:sz w:val="15"/>
               </w:rPr>
-              <w:t>Type here</w:t>
-            </w:r>
-          </w:p>
-        </w:tc>
-      </w:tr>
-      <w:tr>
-        <w:tc>
-          <w:tcPr>
-            <w:tcW w:w="1700" w:type="dxa"/>
-            <w:shd w:val="clear" w:color="auto" w:fill="F2F4F7"/>
-            <w:tcMar>
-              <w:top w:w="90" w:type="dxa"/>
-              <w:left w:w="120" w:type="dxa"/>
-              <w:bottom w:w="90" w:type="dxa"/>
-              <w:right w:w="120" w:type="dxa"/>
-            </w:tcMar>
-            <w:vAlign w:val="center"/>
-          </w:tcPr>
-          <w:p>
-            <w:pPr>
-              <w:spacing w:after="0" w:line="259" w:lineRule="auto"/>
-            </w:pPr>
-            <w:r>
-              <w:rPr>
-                <w:b/>
-                <w:sz w:val="15"/>
-              </w:rPr>
-              <w:t>Pen tool / lift</w:t>
-            </w:r>
-          </w:p>
-        </w:tc>
-        <w:tc>
-          <w:tcPr>
-            <w:tcW w:w="1900" w:type="dxa"/>
-            <w:tcMar>
-              <w:top w:w="90" w:type="dxa"/>
-              <w:left w:w="120" w:type="dxa"/>
-              <w:bottom w:w="90" w:type="dxa"/>
-              <w:right w:w="120" w:type="dxa"/>
-            </w:tcMar>
-            <w:vAlign w:val="center"/>
-          </w:tcPr>
-          <w:p>
-            <w:pPr>
-              <w:spacing w:after="0" w:line="259" w:lineRule="auto"/>
-            </w:pPr>
-            <w:r>
-              <w:rPr>
-                <w:sz w:val="15"/>
-              </w:rPr>
-              <w:t>Type here</w:t>
-            </w:r>
-          </w:p>
-        </w:tc>
-        <w:tc>
-          <w:tcPr>
-            <w:tcW w:w="620" w:type="dxa"/>
-            <w:tcMar>
-              <w:top w:w="90" w:type="dxa"/>
-              <w:left w:w="120" w:type="dxa"/>
-              <w:bottom w:w="90" w:type="dxa"/>
-              <w:right w:w="120" w:type="dxa"/>
-            </w:tcMar>
-            <w:vAlign w:val="center"/>
-          </w:tcPr>
-          <w:p>
-            <w:pPr>
-              <w:spacing w:after="0" w:line="259" w:lineRule="auto"/>
-            </w:pPr>
-          </w:p>
-        </w:tc>
-        <w:tc>
-          <w:tcPr>
-            <w:tcW w:w="2500" w:type="dxa"/>
-            <w:tcMar>
-              <w:top w:w="90" w:type="dxa"/>
-              <w:left w:w="120" w:type="dxa"/>
-              <w:bottom w:w="90" w:type="dxa"/>
-              <w:right w:w="120" w:type="dxa"/>
-            </w:tcMar>
-            <w:vAlign w:val="center"/>
-          </w:tcPr>
-          <w:p>
-            <w:pPr>
-              <w:spacing w:after="0" w:line="259" w:lineRule="auto"/>
-            </w:pPr>
-            <w:r>
-              <w:rPr>
-                <w:sz w:val="15"/>
-              </w:rPr>
-              <w:t>Type here</w:t>
-            </w:r>
-          </w:p>
-        </w:tc>
-        <w:tc>
-          <w:tcPr>
-            <w:tcW w:w="2640" w:type="dxa"/>
-            <w:tcMar>
-              <w:top w:w="90" w:type="dxa"/>
-              <w:left w:w="120" w:type="dxa"/>
-              <w:bottom w:w="90" w:type="dxa"/>
-              <w:right w:w="120" w:type="dxa"/>
-            </w:tcMar>
-            <w:vAlign w:val="center"/>
-          </w:tcPr>
-          <w:p>
-            <w:pPr>
-              <w:spacing w:after="0" w:line="259" w:lineRule="auto"/>
-            </w:pPr>
-            <w:r>
-              <w:rPr>
-                <w:sz w:val="15"/>
-              </w:rPr>
-              <w:t>Type here</w:t>
-            </w:r>
-          </w:p>
-        </w:tc>
-      </w:tr>
-      <w:tr>
-        <w:tc>
-          <w:tcPr>
-            <w:tcW w:w="1700" w:type="dxa"/>
-            <w:shd w:val="clear" w:color="auto" w:fill="F2F4F7"/>
-            <w:tcMar>
-              <w:top w:w="90" w:type="dxa"/>
-              <w:left w:w="120" w:type="dxa"/>
-              <w:bottom w:w="90" w:type="dxa"/>
-              <w:right w:w="120" w:type="dxa"/>
-            </w:tcMar>
-            <w:vAlign w:val="center"/>
-          </w:tcPr>
-          <w:p>
-            <w:pPr>
-              <w:spacing w:after="0" w:line="259" w:lineRule="auto"/>
-            </w:pPr>
-            <w:r>
-              <w:rPr>
-                <w:b/>
-                <w:sz w:val="15"/>
-              </w:rPr>
-              <w:t>Wiring / assembly</w:t>
-            </w:r>
-          </w:p>
-        </w:tc>
-        <w:tc>
-          <w:tcPr>
-            <w:tcW w:w="1900" w:type="dxa"/>
-            <w:tcMar>
-              <w:top w:w="90" w:type="dxa"/>
-              <w:left w:w="120" w:type="dxa"/>
-              <w:bottom w:w="90" w:type="dxa"/>
-              <w:right w:w="120" w:type="dxa"/>
-            </w:tcMar>
-            <w:vAlign w:val="center"/>
-          </w:tcPr>
-          <w:p>
-            <w:pPr>
-              <w:spacing w:after="0" w:line="259" w:lineRule="auto"/>
-            </w:pPr>
-            <w:r>
-              <w:rPr>
-                <w:sz w:val="15"/>
-              </w:rPr>
-              <w:t>Type here</w:t>
-            </w:r>
-          </w:p>
-        </w:tc>
-        <w:tc>
-          <w:tcPr>
-            <w:tcW w:w="620" w:type="dxa"/>
-            <w:tcMar>
-              <w:top w:w="90" w:type="dxa"/>
-              <w:left w:w="120" w:type="dxa"/>
-              <w:bottom w:w="90" w:type="dxa"/>
-              <w:right w:w="120" w:type="dxa"/>
-            </w:tcMar>
-            <w:vAlign w:val="center"/>
-          </w:tcPr>
-          <w:p>
-            <w:pPr>
-              <w:spacing w:after="0" w:line="259" w:lineRule="auto"/>
-            </w:pPr>
-          </w:p>
-        </w:tc>
-        <w:tc>
-          <w:tcPr>
-            <w:tcW w:w="2500" w:type="dxa"/>
-            <w:tcMar>
-              <w:top w:w="90" w:type="dxa"/>
-              <w:left w:w="120" w:type="dxa"/>
-              <w:bottom w:w="90" w:type="dxa"/>
-              <w:right w:w="120" w:type="dxa"/>
-            </w:tcMar>
-            <w:vAlign w:val="center"/>
-          </w:tcPr>
-          <w:p>
-            <w:pPr>
-              <w:spacing w:after="0" w:line="259" w:lineRule="auto"/>
-            </w:pPr>
-            <w:r>
-              <w:rPr>
-                <w:sz w:val="15"/>
-              </w:rPr>
-              <w:t>Type here</w:t>
-            </w:r>
-          </w:p>
-        </w:tc>
-        <w:tc>
-          <w:tcPr>
-            <w:tcW w:w="2640" w:type="dxa"/>
-            <w:tcMar>
-              <w:top w:w="90" w:type="dxa"/>
-              <w:left w:w="120" w:type="dxa"/>
-              <w:bottom w:w="90" w:type="dxa"/>
-              <w:right w:w="120" w:type="dxa"/>
-            </w:tcMar>
-            <w:vAlign w:val="center"/>
-          </w:tcPr>
-          <w:p>
-            <w:pPr>
-              <w:spacing w:after="0" w:line="259" w:lineRule="auto"/>
-            </w:pPr>
-            <w:r>
-              <w:rPr>
-                <w:sz w:val="15"/>
-              </w:rPr>
-              <w:t>Type here</w:t>
+              <w:t>Left the pen up and down, allowing drawing and non-drawing moves.</w:t>
             </w:r>
           </w:p>
         </w:tc>
@@ -6006,6 +6709,7 @@
         <w:pStyle w:val="Heading2"/>
       </w:pPr>
       <w:r>
+        <w:lastRenderedPageBreak/>
         <w:t>D2. System Architecture</w:t>
       </w:r>
     </w:p>
@@ -6100,6 +6804,61 @@
     </w:p>
     <w:p>
       <w:pPr>
+        <w:ind w:left="540"/>
+      </w:pPr>
+      <w:r>
+        <w:rPr>
+          <w:noProof/>
+        </w:rPr>
+        <w:drawing>
+          <wp:inline distT="0" distB="0" distL="0" distR="0" wp14:anchorId="5DCC79B5" wp14:editId="3CB14E78">
+            <wp:extent cx="5143500" cy="3857625"/>
+            <wp:effectExtent l="0" t="0" r="0" b="9525"/>
+            <wp:docPr id="1555219628" name="Picture 2"/>
+            <wp:cNvGraphicFramePr>
+              <a:graphicFrameLocks xmlns:a="http://schemas.openxmlformats.org/drawingml/2006/main" noChangeAspect="1"/>
+            </wp:cNvGraphicFramePr>
+            <a:graphic xmlns:a="http://schemas.openxmlformats.org/drawingml/2006/main">
+              <a:graphicData uri="http://schemas.openxmlformats.org/drawingml/2006/picture">
+                <pic:pic xmlns:pic="http://schemas.openxmlformats.org/drawingml/2006/picture">
+                  <pic:nvPicPr>
+                    <pic:cNvPr id="0" name="Picture 2"/>
+                    <pic:cNvPicPr>
+                      <a:picLocks noChangeAspect="1" noChangeArrowheads="1"/>
+                    </pic:cNvPicPr>
+                  </pic:nvPicPr>
+                  <pic:blipFill>
+                    <a:blip r:embed="rId8">
+                      <a:extLst>
+                        <a:ext uri="{28A0092B-C50C-407E-A947-70E740481C1C}">
+                          <a14:useLocalDpi xmlns:a14="http://schemas.microsoft.com/office/drawing/2010/main" val="0"/>
+                        </a:ext>
+                      </a:extLst>
+                    </a:blip>
+                    <a:srcRect/>
+                    <a:stretch>
+                      <a:fillRect/>
+                    </a:stretch>
+                  </pic:blipFill>
+                  <pic:spPr bwMode="auto">
+                    <a:xfrm>
+                      <a:off x="0" y="0"/>
+                      <a:ext cx="5145812" cy="3859359"/>
+                    </a:xfrm>
+                    <a:prstGeom prst="rect">
+                      <a:avLst/>
+                    </a:prstGeom>
+                    <a:noFill/>
+                  </pic:spPr>
+                </pic:pic>
+              </a:graphicData>
+            </a:graphic>
+          </wp:inline>
+        </w:drawing>
+      </w:r>
+    </w:p>
+    <w:p>
+      <w:pPr>
         <w:pStyle w:val="Heading2"/>
         <w:pageBreakBefore/>
       </w:pPr>
@@ -6110,7 +6869,15 @@
     </w:p>
     <w:p>
       <w:r>
-        <w:t>Use the entire A4 page for your sketch. Show the power path, control-signal path, X and Y axes, motion-transmission mechanisms, safety devices, and optional pen-lift mechanism. Clearly label all major components and connections.</w:t>
+        <w:t xml:space="preserve">Use the entire A4 page for your sketch. Show the power path, control-signal path, X and Y axes, motion-transmission mechanisms, safety devices, and optional pen-lift </w:t>
+      </w:r>
+      <w:proofErr w:type="gramStart"/>
+      <w:r>
+        <w:t>mechanism</w:t>
+      </w:r>
+      <w:proofErr w:type="gramEnd"/>
+      <w:r>
+        <w:t>. Clearly label all major components and connections.</w:t>
       </w:r>
     </w:p>
     <w:p>
@@ -6150,8 +6917,33 @@
         <w:spacing w:after="40"/>
       </w:pPr>
       <w:r>
-        <w:t>Response: ____________________________________________________________________</w:t>
-      </w:r>
+        <w:rPr>
+          <w:b/>
+          <w:bCs/>
+        </w:rPr>
+        <w:t>Response</w:t>
+      </w:r>
+      <w:r>
+        <w:t xml:space="preserve">: </w:t>
+      </w:r>
+      <w:r>
+        <w:t xml:space="preserve">I selected a </w:t>
+      </w:r>
+      <w:r>
+        <w:rPr>
+          <w:b/>
+          <w:bCs/>
+        </w:rPr>
+        <w:t>timing-belt and pulley system</w:t>
+      </w:r>
+      <w:r>
+        <w:t xml:space="preserve"> because a pen plotter has a lightweight load and does not require the high force needed for cutting. Timing belts provide fast, smooth motion with low backlash when correctly tensioned, while also being inexpensive and simple to assemble. This makes them suitable for accurate X-Y positioning of a lightweight pen.</w:t>
+      </w:r>
+    </w:p>
+    <w:p>
+      <w:pPr>
+        <w:spacing w:after="40"/>
+      </w:pPr>
     </w:p>
     <w:p>
       <w:pPr>
@@ -6169,11 +6961,51 @@
     </w:p>
     <w:p>
       <w:pPr>
-        <w:spacing w:after="40"/>
-      </w:pPr>
-      <w:r>
-        <w:t>Response: ____________________________________________________________________</w:t>
-      </w:r>
+        <w:spacing w:after="60"/>
+      </w:pPr>
+      <w:r>
+        <w:rPr>
+          <w:b/>
+          <w:bCs/>
+        </w:rPr>
+        <w:t>Response:</w:t>
+      </w:r>
+      <w:r>
+        <w:t xml:space="preserve"> Each stepper motor uses its own </w:t>
+      </w:r>
+      <w:r>
+        <w:rPr>
+          <w:b/>
+          <w:bCs/>
+        </w:rPr>
+        <w:t>3DM580S driver</w:t>
+      </w:r>
+      <w:r>
+        <w:t xml:space="preserve">. The driver current setting should be adjusted to match the rated phase current of the selected </w:t>
+      </w:r>
+      <w:proofErr w:type="gramStart"/>
+      <w:r>
+        <w:t>motor</w:t>
+      </w:r>
+      <w:proofErr w:type="gramEnd"/>
+      <w:r>
+        <w:t xml:space="preserve"> so the motor is not overloaded. The motor-driver power supply must also be within the driver's permitted voltage range and provide enough current for both motors operating together. A separate </w:t>
+      </w:r>
+      <w:r>
+        <w:rPr>
+          <w:b/>
+          <w:bCs/>
+        </w:rPr>
+        <w:t>24 V supply</w:t>
+      </w:r>
+      <w:r>
+        <w:t xml:space="preserve"> is used for the RDC6445G/S controller. The final motor-supply rating should therefore be confirmed from the actual motor specifications.</w:t>
+      </w:r>
+    </w:p>
+    <w:p>
+      <w:pPr>
+        <w:spacing w:after="60"/>
+      </w:pPr>
     </w:p>
     <w:p>
       <w:pPr>
@@ -6191,10 +7023,37 @@
     </w:p>
     <w:p>
       <w:pPr>
-        <w:spacing w:after="40"/>
-      </w:pPr>
-      <w:r>
-        <w:t>Response: ____________________________________________________________________</w:t>
+        <w:spacing w:after="60"/>
+      </w:pPr>
+      <w:r>
+        <w:rPr>
+          <w:b/>
+          <w:bCs/>
+        </w:rPr>
+        <w:t>Response:</w:t>
+      </w:r>
+      <w:r>
+        <w:t xml:space="preserve"> The machine will use </w:t>
+      </w:r>
+      <w:r>
+        <w:rPr>
+          <w:b/>
+          <w:bCs/>
+        </w:rPr>
+        <w:t>home/limit switches</w:t>
+      </w:r>
+      <w:r>
+        <w:t xml:space="preserve"> on the X and Y axes. During startup, each axis moves slowly toward its home switch until the switch is activated, giving the controller a known reference or zero position. Limit settings and switches can also stop motion before the carriage exceeds the safe mechanical travel. An </w:t>
+      </w:r>
+      <w:r>
+        <w:rPr>
+          <w:b/>
+          <w:bCs/>
+        </w:rPr>
+        <w:t>emergency-stop button</w:t>
+      </w:r>
+      <w:r>
+        <w:t xml:space="preserve"> provides an additional way to stop the machine immediately if a fault occurs.</w:t>
       </w:r>
     </w:p>
     <w:p>
@@ -6216,15 +7075,10 @@
       </w:r>
       <w:proofErr w:type="spellEnd"/>
       <w:r>
-        <w:t xml:space="preserve">, and transmission produce steps per </w:t>
-      </w:r>
-      <w:proofErr w:type="spellStart"/>
-      <w:r>
-        <w:t>millimetre</w:t>
-      </w:r>
-      <w:proofErr w:type="spellEnd"/>
-      <w:r>
-        <w:t>.</w:t>
+        <w:t>, and transmission produce steps per millimet</w:t>
+      </w:r>
+      <w:r>
+        <w:t>er</w:t>
       </w:r>
     </w:p>
     <w:p>
@@ -6232,8 +7086,101 @@
         <w:spacing w:after="40"/>
       </w:pPr>
       <w:r>
-        <w:t>Response: ____________________________________________________________________</w:t>
-      </w:r>
+        <w:t xml:space="preserve">Response: </w:t>
+      </w:r>
+      <w:r>
+        <w:t xml:space="preserve">Assuming a </w:t>
+      </w:r>
+      <w:r>
+        <w:rPr>
+          <w:b/>
+          <w:bCs/>
+        </w:rPr>
+        <w:t>1.8° stepper motor</w:t>
+      </w:r>
+      <w:r>
+        <w:t xml:space="preserve">, the motor has </w:t>
+      </w:r>
+      <w:r>
+        <w:rPr>
+          <w:b/>
+          <w:bCs/>
+        </w:rPr>
+        <w:t>200 full steps per revolution</w:t>
+      </w:r>
+      <w:r>
+        <w:t xml:space="preserve">. With the 3DM580S configured for </w:t>
+      </w:r>
+      <w:r>
+        <w:rPr>
+          <w:b/>
+          <w:bCs/>
+        </w:rPr>
+        <w:t xml:space="preserve">1/8 </w:t>
+      </w:r>
+      <w:proofErr w:type="spellStart"/>
+      <w:r>
+        <w:rPr>
+          <w:b/>
+          <w:bCs/>
+        </w:rPr>
+        <w:t>microstepping</w:t>
+      </w:r>
+      <w:proofErr w:type="spellEnd"/>
+      <w:r>
+        <w:t xml:space="preserve">, this becomes </w:t>
+      </w:r>
+      <w:r>
+        <w:rPr>
+          <w:b/>
+          <w:bCs/>
+        </w:rPr>
+        <w:t>1600 pulses per revolution</w:t>
+      </w:r>
+      <w:r>
+        <w:t xml:space="preserve">. If a </w:t>
+      </w:r>
+      <w:r>
+        <w:rPr>
+          <w:b/>
+          <w:bCs/>
+        </w:rPr>
+        <w:t>GT2 belt with a 20-tooth pulley</w:t>
+      </w:r>
+      <w:r>
+        <w:t xml:space="preserve"> is used, one pulley revolution moves the belt by (20 \times 2 = 40) mm. Therefore, the system requires (</w:t>
+      </w:r>
+      <w:proofErr w:type="gramStart"/>
+      <w:r>
+        <w:t>1600 \</w:t>
+      </w:r>
+      <w:proofErr w:type="gramEnd"/>
+      <w:r>
+        <w:t xml:space="preserve">div 40 = 40) pulses/mm, giving a theoretical commanded resolution of </w:t>
+      </w:r>
+      <w:r>
+        <w:rPr>
+          <w:b/>
+          <w:bCs/>
+        </w:rPr>
+        <w:t>0.025 mm per pulse</w:t>
+      </w:r>
+      <w:r>
+        <w:t xml:space="preserve">. The actual positioning accuracy will be slightly lower because of belt stretch, mechanical tolerances, alignment, and </w:t>
+      </w:r>
+      <w:proofErr w:type="spellStart"/>
+      <w:r>
+        <w:t>microstepping</w:t>
+      </w:r>
+      <w:proofErr w:type="spellEnd"/>
+      <w:r>
+        <w:t xml:space="preserve"> accuracy.</w:t>
+      </w:r>
+    </w:p>
+    <w:p>
+      <w:pPr>
+        <w:spacing w:after="40"/>
+      </w:pPr>
     </w:p>
     <w:p>
       <w:pPr>
@@ -6251,10 +7198,28 @@
     </w:p>
     <w:p>
       <w:pPr>
-        <w:spacing w:after="40"/>
-      </w:pPr>
-      <w:r>
-        <w:t>Response: ____________________________________________________________________</w:t>
+        <w:rPr>
+          <w:b/>
+          <w:bCs/>
+        </w:rPr>
+      </w:pPr>
+      <w:r>
+        <w:rPr>
+          <w:b/>
+          <w:bCs/>
+        </w:rPr>
+        <w:t>Response</w:t>
+      </w:r>
+      <w:r>
+        <w:t xml:space="preserve">: The main technical risk is position error caused by missed stepper steps or incorrect belt tension, because the basic design is open-loop and has no encoder feedback. I would test this by repeatedly drawing a known shape, such as a square, measuring its dimensions, and checking whether the carriage returns to the same home position after several cycles. If errors appear, I </w:t>
+      </w:r>
+      <w:proofErr w:type="gramStart"/>
+      <w:r>
+        <w:t>would</w:t>
+      </w:r>
+      <w:proofErr w:type="gramEnd"/>
+      <w:r>
+        <w:t xml:space="preserve"> check belt tension, motor current, acceleration, speed, and mechanical alignment before increasing performance</w:t>
       </w:r>
     </w:p>
     <w:p>
@@ -6270,35 +7235,25 @@
         <w:spacing w:after="80" w:line="288" w:lineRule="auto"/>
         <w:ind w:left="259"/>
       </w:pPr>
+      <w:proofErr w:type="gramStart"/>
       <w:r>
         <w:rPr>
           <w:sz w:val="20"/>
         </w:rPr>
-        <w:t>[ ] All four axis-motion methods researched and compared.</w:t>
-      </w:r>
-    </w:p>
-    <w:p>
-      <w:pPr>
-        <w:spacing w:after="80" w:line="288" w:lineRule="auto"/>
-        <w:ind w:left="259"/>
-      </w:pPr>
+        <w:t xml:space="preserve">[ </w:t>
+      </w:r>
       <w:r>
         <w:rPr>
           <w:sz w:val="20"/>
         </w:rPr>
-        <w:t>[ ] Motor-family scan completed.</w:t>
-      </w:r>
-    </w:p>
-    <w:p>
-      <w:pPr>
-        <w:spacing w:after="80" w:line="288" w:lineRule="auto"/>
-        <w:ind w:left="259"/>
-      </w:pPr>
+        <w:t>x</w:t>
+      </w:r>
+      <w:proofErr w:type="gramEnd"/>
       <w:r>
         <w:rPr>
           <w:sz w:val="20"/>
         </w:rPr>
-        <w:t>[ ] Stepper vs servo comparison completed.</w:t>
+        <w:t>] All four axis-motion methods researched and compared.</w:t>
       </w:r>
     </w:p>
     <w:p>
@@ -6306,92 +7261,439 @@
         <w:spacing w:after="80" w:line="288" w:lineRule="auto"/>
         <w:ind w:left="259"/>
       </w:pPr>
+      <w:proofErr w:type="gramStart"/>
       <w:r>
         <w:rPr>
           <w:sz w:val="20"/>
         </w:rPr>
-        <w:t>[ ] Open-loop, closed-loop, and encoder roles explained.</w:t>
-      </w:r>
-    </w:p>
-    <w:p>
-      <w:pPr>
-        <w:spacing w:after="80" w:line="288" w:lineRule="auto"/>
-        <w:ind w:left="259"/>
-      </w:pPr>
+        <w:t xml:space="preserve">[ </w:t>
+      </w:r>
       <w:r>
         <w:rPr>
           <w:sz w:val="20"/>
         </w:rPr>
-        <w:t>[ ] Incremental vs absolute encoders compared.</w:t>
-      </w:r>
-    </w:p>
-    <w:p>
-      <w:pPr>
-        <w:spacing w:after="80" w:line="288" w:lineRule="auto"/>
-        <w:ind w:left="259"/>
-      </w:pPr>
+        <w:t>x</w:t>
+      </w:r>
+      <w:proofErr w:type="gramEnd"/>
       <w:r>
         <w:rPr>
           <w:sz w:val="20"/>
         </w:rPr>
-        <w:t>[ ] Driver purpose and STEP/DIR concept explained.</w:t>
-      </w:r>
-    </w:p>
-    <w:p>
-      <w:pPr>
-        <w:spacing w:after="80" w:line="288" w:lineRule="auto"/>
-        <w:ind w:left="259"/>
-      </w:pPr>
+        <w:t xml:space="preserve">] Motor-family </w:t>
+      </w:r>
+      <w:proofErr w:type="gramStart"/>
       <w:r>
         <w:rPr>
           <w:sz w:val="20"/>
         </w:rPr>
-        <w:t>[ ] VFD purpose for spindle control explained.</w:t>
-      </w:r>
-    </w:p>
-    <w:p>
-      <w:pPr>
-        <w:spacing w:after="80" w:line="288" w:lineRule="auto"/>
-        <w:ind w:left="259"/>
-      </w:pPr>
+        <w:t>scan</w:t>
+      </w:r>
+      <w:proofErr w:type="gramEnd"/>
       <w:r>
         <w:rPr>
           <w:sz w:val="20"/>
         </w:rPr>
-        <w:t>[ ] Pen-plotter component list, system architecture, and design rationale completed.</w:t>
+        <w:t xml:space="preserve"> completed.</w:t>
       </w:r>
     </w:p>
     <w:p>
       <w:pPr>
-        <w:pStyle w:val="Heading2"/>
-      </w:pPr>
-      <w:r>
-        <w:t>Sources Consulted</w:t>
+        <w:spacing w:after="80" w:line="288" w:lineRule="auto"/>
+        <w:ind w:left="259"/>
+      </w:pPr>
+      <w:proofErr w:type="gramStart"/>
+      <w:r>
+        <w:rPr>
+          <w:sz w:val="20"/>
+        </w:rPr>
+        <w:t xml:space="preserve">[ </w:t>
+      </w:r>
+      <w:r>
+        <w:rPr>
+          <w:sz w:val="20"/>
+        </w:rPr>
+        <w:t>x</w:t>
+      </w:r>
+      <w:proofErr w:type="gramEnd"/>
+      <w:r>
+        <w:rPr>
+          <w:sz w:val="20"/>
+        </w:rPr>
+        <w:t>] Stepper vs servo comparison completed.</w:t>
       </w:r>
     </w:p>
     <w:p>
       <w:pPr>
-        <w:spacing w:after="100"/>
-      </w:pPr>
-      <w:r>
-        <w:t>1. Title / organization / link: _________________________________________________________________</w:t>
+        <w:spacing w:after="80" w:line="288" w:lineRule="auto"/>
+        <w:ind w:left="259"/>
+      </w:pPr>
+      <w:proofErr w:type="gramStart"/>
+      <w:r>
+        <w:rPr>
+          <w:sz w:val="20"/>
+        </w:rPr>
+        <w:lastRenderedPageBreak/>
+        <w:t xml:space="preserve">[ </w:t>
+      </w:r>
+      <w:r>
+        <w:rPr>
+          <w:sz w:val="20"/>
+        </w:rPr>
+        <w:t>x</w:t>
+      </w:r>
+      <w:proofErr w:type="gramEnd"/>
+      <w:r>
+        <w:rPr>
+          <w:sz w:val="20"/>
+        </w:rPr>
+        <w:t>] Open-loop, closed-loop, and encoder roles explained.</w:t>
       </w:r>
     </w:p>
     <w:p>
       <w:pPr>
-        <w:spacing w:after="100"/>
-      </w:pPr>
-      <w:r>
-        <w:t>2. Title / organization / link: _________________________________________________________________</w:t>
+        <w:spacing w:after="80" w:line="288" w:lineRule="auto"/>
+        <w:ind w:left="259"/>
+      </w:pPr>
+      <w:proofErr w:type="gramStart"/>
+      <w:r>
+        <w:rPr>
+          <w:sz w:val="20"/>
+        </w:rPr>
+        <w:t xml:space="preserve">[ </w:t>
+      </w:r>
+      <w:r>
+        <w:rPr>
+          <w:sz w:val="20"/>
+        </w:rPr>
+        <w:t>x</w:t>
+      </w:r>
+      <w:proofErr w:type="gramEnd"/>
+      <w:r>
+        <w:rPr>
+          <w:sz w:val="20"/>
+        </w:rPr>
+        <w:t>] Incremental vs absolute encoders compared.</w:t>
       </w:r>
     </w:p>
     <w:p>
       <w:pPr>
+        <w:spacing w:after="80" w:line="288" w:lineRule="auto"/>
+        <w:ind w:left="259"/>
+      </w:pPr>
+      <w:proofErr w:type="gramStart"/>
+      <w:r>
+        <w:rPr>
+          <w:sz w:val="20"/>
+        </w:rPr>
+        <w:t xml:space="preserve">[ </w:t>
+      </w:r>
+      <w:r>
+        <w:rPr>
+          <w:sz w:val="20"/>
+        </w:rPr>
+        <w:t>x</w:t>
+      </w:r>
+      <w:proofErr w:type="gramEnd"/>
+      <w:r>
+        <w:rPr>
+          <w:sz w:val="20"/>
+        </w:rPr>
+        <w:t>] Driver purpose and STEP/DIR concept explained.</w:t>
+      </w:r>
+    </w:p>
+    <w:p>
+      <w:pPr>
+        <w:spacing w:after="80" w:line="288" w:lineRule="auto"/>
+        <w:ind w:left="259"/>
+      </w:pPr>
+      <w:proofErr w:type="gramStart"/>
+      <w:r>
+        <w:rPr>
+          <w:sz w:val="20"/>
+        </w:rPr>
+        <w:t xml:space="preserve">[ </w:t>
+      </w:r>
+      <w:r>
+        <w:rPr>
+          <w:sz w:val="20"/>
+        </w:rPr>
+        <w:t>x</w:t>
+      </w:r>
+      <w:proofErr w:type="gramEnd"/>
+      <w:r>
+        <w:rPr>
+          <w:sz w:val="20"/>
+        </w:rPr>
+        <w:t>] VFD purpose for spindle control explained.</w:t>
+      </w:r>
+    </w:p>
+    <w:p>
+      <w:pPr>
+        <w:spacing w:after="80" w:line="288" w:lineRule="auto"/>
+        <w:ind w:left="259"/>
+      </w:pPr>
+      <w:proofErr w:type="gramStart"/>
+      <w:r>
+        <w:rPr>
+          <w:sz w:val="20"/>
+        </w:rPr>
+        <w:t xml:space="preserve">[ </w:t>
+      </w:r>
+      <w:r>
+        <w:rPr>
+          <w:sz w:val="20"/>
+        </w:rPr>
+        <w:t>x</w:t>
+      </w:r>
+      <w:proofErr w:type="gramEnd"/>
+      <w:r>
+        <w:rPr>
+          <w:sz w:val="20"/>
+        </w:rPr>
+        <w:t>] Pen-plotter component list, system architecture, and design rationale completed.</w:t>
+      </w:r>
+    </w:p>
+    <w:p>
+      <w:pPr>
+        <w:pStyle w:val="Heading2"/>
+      </w:pPr>
+      <w:r>
+        <w:t>Sources Consulted</w:t>
+      </w:r>
+    </w:p>
+    <w:p>
+      <w:pPr>
         <w:spacing w:after="100"/>
       </w:pPr>
-      <w:r>
-        <w:t>3. Title / organization / link: _________________________________________________________________</w:t>
-      </w:r>
+      <w:hyperlink r:id="rId9" w:history="1">
+        <w:r>
+          <w:rPr>
+            <w:rStyle w:val="Hyperlink"/>
+          </w:rPr>
+          <w:t>https://www.brecoflex.com/blog/what-is-a-timing-belt</w:t>
+        </w:r>
+      </w:hyperlink>
+    </w:p>
+    <w:p>
+      <w:pPr>
+        <w:spacing w:after="100"/>
+      </w:pPr>
+      <w:hyperlink r:id="rId10" w:history="1">
+        <w:r>
+          <w:rPr>
+            <w:rStyle w:val="Hyperlink"/>
+          </w:rPr>
+          <w:t>https://www.iqsdirectory.com/articles/conveyor-belts/timing-belt.html</w:t>
+        </w:r>
+      </w:hyperlink>
+    </w:p>
+    <w:p>
+      <w:pPr>
+        <w:spacing w:after="100"/>
+      </w:pPr>
+      <w:hyperlink r:id="rId11" w:history="1">
+        <w:r>
+          <w:rPr>
+            <w:rStyle w:val="Hyperlink"/>
+          </w:rPr>
+          <w:t>https://www.autozone.com/diy/belts/what-is-a-timing-belt</w:t>
+        </w:r>
+      </w:hyperlink>
+    </w:p>
+    <w:p>
+      <w:pPr>
+        <w:spacing w:after="100"/>
+      </w:pPr>
+      <w:hyperlink r:id="rId12" w:history="1">
+        <w:r>
+          <w:rPr>
+            <w:rStyle w:val="Hyperlink"/>
+          </w:rPr>
+          <w:t>https://fractory.com/lead-screws/</w:t>
+        </w:r>
+      </w:hyperlink>
+    </w:p>
+    <w:p>
+      <w:pPr>
+        <w:spacing w:after="100"/>
+      </w:pPr>
+      <w:hyperlink r:id="rId13" w:history="1">
+        <w:r>
+          <w:rPr>
+            <w:rStyle w:val="Hyperlink"/>
+          </w:rPr>
+          <w:t>https://www.youtube.com/watch?v=WpG11dtAgJA</w:t>
+        </w:r>
+      </w:hyperlink>
+    </w:p>
+    <w:p>
+      <w:pPr>
+        <w:spacing w:after="100"/>
+      </w:pPr>
+      <w:hyperlink r:id="rId14" w:history="1">
+        <w:r>
+          <w:rPr>
+            <w:rStyle w:val="Hyperlink"/>
+          </w:rPr>
+          <w:t>https://www.youtube.com/watch?v=tkOhH9OUMto</w:t>
+        </w:r>
+      </w:hyperlink>
+    </w:p>
+    <w:p>
+      <w:pPr>
+        <w:spacing w:after="100"/>
+      </w:pPr>
+      <w:hyperlink r:id="rId15" w:history="1">
+        <w:r>
+          <w:rPr>
+            <w:rStyle w:val="Hyperlink"/>
+          </w:rPr>
+          <w:t>https://www.iqsdirectory.com/articles/ball-screws.html</w:t>
+        </w:r>
+      </w:hyperlink>
+    </w:p>
+    <w:p>
+      <w:pPr>
+        <w:spacing w:after="100"/>
+      </w:pPr>
+      <w:hyperlink r:id="rId16" w:history="1">
+        <w:r>
+          <w:rPr>
+            <w:rStyle w:val="Hyperlink"/>
+          </w:rPr>
+          <w:t>https://www.jotamachinery.com/what-is-a-ball-screw/</w:t>
+        </w:r>
+      </w:hyperlink>
+    </w:p>
+    <w:p>
+      <w:pPr>
+        <w:spacing w:after="100"/>
+      </w:pPr>
+      <w:hyperlink r:id="rId17" w:history="1">
+        <w:r>
+          <w:rPr>
+            <w:rStyle w:val="Hyperlink"/>
+          </w:rPr>
+          <w:t>https://jcmstech.com/steering-rack-vs-rack-and-pinion/</w:t>
+        </w:r>
+      </w:hyperlink>
+    </w:p>
+    <w:p>
+      <w:pPr>
+        <w:spacing w:after="100"/>
+      </w:pPr>
+      <w:hyperlink r:id="rId18" w:history="1">
+        <w:r>
+          <w:rPr>
+            <w:rStyle w:val="Hyperlink"/>
+          </w:rPr>
+          <w:t>https://www.youtube.com/watch?v=SwUqCod40jI</w:t>
+        </w:r>
+      </w:hyperlink>
+    </w:p>
+    <w:p>
+      <w:pPr>
+        <w:spacing w:after="100"/>
+      </w:pPr>
+      <w:hyperlink r:id="rId19" w:history="1">
+        <w:r>
+          <w:rPr>
+            <w:rStyle w:val="Hyperlink"/>
+          </w:rPr>
+          <w:t>https://assunmotor.com/blog/brushed-dc-motor/</w:t>
+        </w:r>
+      </w:hyperlink>
+    </w:p>
+    <w:p>
+      <w:pPr>
+        <w:spacing w:after="100"/>
+      </w:pPr>
+      <w:hyperlink r:id="rId20" w:history="1">
+        <w:r>
+          <w:rPr>
+            <w:rStyle w:val="Hyperlink"/>
+          </w:rPr>
+          <w:t>https://www.youtube.com/watch?v=CWulQ1ZSE3c</w:t>
+        </w:r>
+      </w:hyperlink>
+    </w:p>
+    <w:p>
+      <w:pPr>
+        <w:spacing w:after="100"/>
+      </w:pPr>
+      <w:hyperlink r:id="rId21" w:history="1">
+        <w:r>
+          <w:rPr>
+            <w:rStyle w:val="Hyperlink"/>
+          </w:rPr>
+          <w:t>https://www.renesas.com/en/support/engineer-school/brushless-dc-motor-01-overview?srsltid=AfmBOoq9SA40KU-Pt0RLgIdaNHgSFKr0zfu5zA5WIMGkw0WOHkqLzC5z</w:t>
+        </w:r>
+      </w:hyperlink>
+    </w:p>
+    <w:p>
+      <w:pPr>
+        <w:spacing w:after="100"/>
+      </w:pPr>
+      <w:hyperlink r:id="rId22" w:history="1">
+        <w:r>
+          <w:rPr>
+            <w:rStyle w:val="Hyperlink"/>
+          </w:rPr>
+          <w:t>https://anaheimautomation.com/blog/post/brushless-dc-motor-guide?srsltid=AfmBOoq2D-C1cMm8HVJJLYTqJyMWUsNjiwaspgUzi-9qn_FIoWVg8vO-</w:t>
+        </w:r>
+      </w:hyperlink>
+    </w:p>
+    <w:p>
+      <w:pPr>
+        <w:spacing w:after="100"/>
+      </w:pPr>
+      <w:hyperlink r:id="rId23" w:history="1">
+        <w:r>
+          <w:rPr>
+            <w:rStyle w:val="Hyperlink"/>
+          </w:rPr>
+          <w:t>https://www.youtube.com/watch?v=bCEiOnuODac</w:t>
+        </w:r>
+      </w:hyperlink>
+    </w:p>
+    <w:p>
+      <w:pPr>
+        <w:spacing w:after="100"/>
+      </w:pPr>
+      <w:hyperlink r:id="rId24" w:history="1">
+        <w:r>
+          <w:rPr>
+            <w:rStyle w:val="Hyperlink"/>
+          </w:rPr>
+          <w:t>https://www.parvalux.com/us/what-is-the-difference-between-brushed-and-brushless-dc-motors/?gad_source=1&amp;gad_campaignid=22670080961&amp;gbraid=0AAAAADgfNB23foEvbw38MZRk773RARunn&amp;gclid=Cj0KCQjw4orUBhCjARIsAIbF3qxb7NH4_s7q5lb-VSmD_qtaA9F6Ed-OOkHMwHUeidwD8hfZdxs4tewaAg9gEALw_wcB</w:t>
+        </w:r>
+      </w:hyperlink>
+    </w:p>
+    <w:p>
+      <w:pPr>
+        <w:spacing w:after="100"/>
+      </w:pPr>
+      <w:hyperlink r:id="rId25" w:history="1">
+        <w:r>
+          <w:rPr>
+            <w:rStyle w:val="Hyperlink"/>
+          </w:rPr>
+          <w:t>https://www.youtube.com/watch?v=wAtN3SEYSco</w:t>
+        </w:r>
+      </w:hyperlink>
+    </w:p>
+    <w:p>
+      <w:pPr>
+        <w:spacing w:after="100"/>
+      </w:pPr>
+      <w:hyperlink r:id="rId26" w:history="1">
+        <w:r>
+          <w:rPr>
+            <w:rStyle w:val="Hyperlink"/>
+          </w:rPr>
+          <w:t>https://scienceready.com.au/pages/ac-induction-motor?srsltid=AfmBOoqUXKQGg8-SX1OcNiEMyJkHiisuPU-7u8zOjTJnrDenTdv4ji7b</w:t>
+        </w:r>
+      </w:hyperlink>
     </w:p>
     <w:tbl>
       <w:tblPr>
@@ -6468,8 +7770,8 @@
     </w:tbl>
     <w:p/>
     <w:sectPr>
-      <w:headerReference w:type="default" r:id="rId8"/>
-      <w:footerReference w:type="default" r:id="rId9"/>
+      <w:headerReference w:type="default" r:id="rId27"/>
+      <w:footerReference w:type="default" r:id="rId28"/>
       <w:pgSz w:w="11909" w:h="16834"/>
       <w:pgMar w:top="1037" w:right="1274" w:bottom="1037" w:left="1274" w:header="504" w:footer="504" w:gutter="0"/>
       <w:cols w:space="720"/>
@@ -6516,7 +7818,23 @@
         <w:color w:val="66717C"/>
         <w:sz w:val="17"/>
       </w:rPr>
-      <w:t>CNC Pen Plotter Training  |  Pre-Training Research Assignment</w:t>
+      <w:t xml:space="preserve">CNC Pen Plotter </w:t>
+    </w:r>
+    <w:proofErr w:type="gramStart"/>
+    <w:r>
+      <w:rPr>
+        <w:color w:val="66717C"/>
+        <w:sz w:val="17"/>
+      </w:rPr>
+      <w:t>Training  |</w:t>
+    </w:r>
+    <w:proofErr w:type="gramEnd"/>
+    <w:r>
+      <w:rPr>
+        <w:color w:val="66717C"/>
+        <w:sz w:val="17"/>
+      </w:rPr>
+      <w:t xml:space="preserve">  Pre-Training Research Assignment</w:t>
     </w:r>
   </w:p>
 </w:ftr>
@@ -6836,6 +8154,119 @@
       </w:pPr>
     </w:lvl>
   </w:abstractNum>
+  <w:abstractNum w:abstractNumId="11" w15:restartNumberingAfterBreak="0">
+    <w:nsid w:val="0F8E722F"/>
+    <w:multiLevelType w:val="hybridMultilevel"/>
+    <w:tmpl w:val="89E24F2C"/>
+    <w:lvl w:ilvl="0" w:tplc="04090001">
+      <w:start w:val="1"/>
+      <w:numFmt w:val="bullet"/>
+      <w:lvlText w:val=""/>
+      <w:lvlJc w:val="left"/>
+      <w:pPr>
+        <w:ind w:left="720" w:hanging="360"/>
+      </w:pPr>
+      <w:rPr>
+        <w:rFonts w:ascii="Symbol" w:hAnsi="Symbol" w:hint="default"/>
+      </w:rPr>
+    </w:lvl>
+    <w:lvl w:ilvl="1" w:tplc="04090003" w:tentative="1">
+      <w:start w:val="1"/>
+      <w:numFmt w:val="bullet"/>
+      <w:lvlText w:val="o"/>
+      <w:lvlJc w:val="left"/>
+      <w:pPr>
+        <w:ind w:left="1440" w:hanging="360"/>
+      </w:pPr>
+      <w:rPr>
+        <w:rFonts w:ascii="Courier New" w:hAnsi="Courier New" w:cs="Courier New" w:hint="default"/>
+      </w:rPr>
+    </w:lvl>
+    <w:lvl w:ilvl="2" w:tplc="04090005" w:tentative="1">
+      <w:start w:val="1"/>
+      <w:numFmt w:val="bullet"/>
+      <w:lvlText w:val=""/>
+      <w:lvlJc w:val="left"/>
+      <w:pPr>
+        <w:ind w:left="2160" w:hanging="360"/>
+      </w:pPr>
+      <w:rPr>
+        <w:rFonts w:ascii="Wingdings" w:hAnsi="Wingdings" w:hint="default"/>
+      </w:rPr>
+    </w:lvl>
+    <w:lvl w:ilvl="3" w:tplc="04090001" w:tentative="1">
+      <w:start w:val="1"/>
+      <w:numFmt w:val="bullet"/>
+      <w:lvlText w:val=""/>
+      <w:lvlJc w:val="left"/>
+      <w:pPr>
+        <w:ind w:left="2880" w:hanging="360"/>
+      </w:pPr>
+      <w:rPr>
+        <w:rFonts w:ascii="Symbol" w:hAnsi="Symbol" w:hint="default"/>
+      </w:rPr>
+    </w:lvl>
+    <w:lvl w:ilvl="4" w:tplc="04090003" w:tentative="1">
+      <w:start w:val="1"/>
+      <w:numFmt w:val="bullet"/>
+      <w:lvlText w:val="o"/>
+      <w:lvlJc w:val="left"/>
+      <w:pPr>
+        <w:ind w:left="3600" w:hanging="360"/>
+      </w:pPr>
+      <w:rPr>
+        <w:rFonts w:ascii="Courier New" w:hAnsi="Courier New" w:cs="Courier New" w:hint="default"/>
+      </w:rPr>
+    </w:lvl>
+    <w:lvl w:ilvl="5" w:tplc="04090005" w:tentative="1">
+      <w:start w:val="1"/>
+      <w:numFmt w:val="bullet"/>
+      <w:lvlText w:val=""/>
+      <w:lvlJc w:val="left"/>
+      <w:pPr>
+        <w:ind w:left="4320" w:hanging="360"/>
+      </w:pPr>
+      <w:rPr>
+        <w:rFonts w:ascii="Wingdings" w:hAnsi="Wingdings" w:hint="default"/>
+      </w:rPr>
+    </w:lvl>
+    <w:lvl w:ilvl="6" w:tplc="04090001" w:tentative="1">
+      <w:start w:val="1"/>
+      <w:numFmt w:val="bullet"/>
+      <w:lvlText w:val=""/>
+      <w:lvlJc w:val="left"/>
+      <w:pPr>
+        <w:ind w:left="5040" w:hanging="360"/>
+      </w:pPr>
+      <w:rPr>
+        <w:rFonts w:ascii="Symbol" w:hAnsi="Symbol" w:hint="default"/>
+      </w:rPr>
+    </w:lvl>
+    <w:lvl w:ilvl="7" w:tplc="04090003" w:tentative="1">
+      <w:start w:val="1"/>
+      <w:numFmt w:val="bullet"/>
+      <w:lvlText w:val="o"/>
+      <w:lvlJc w:val="left"/>
+      <w:pPr>
+        <w:ind w:left="5760" w:hanging="360"/>
+      </w:pPr>
+      <w:rPr>
+        <w:rFonts w:ascii="Courier New" w:hAnsi="Courier New" w:cs="Courier New" w:hint="default"/>
+      </w:rPr>
+    </w:lvl>
+    <w:lvl w:ilvl="8" w:tplc="04090005" w:tentative="1">
+      <w:start w:val="1"/>
+      <w:numFmt w:val="bullet"/>
+      <w:lvlText w:val=""/>
+      <w:lvlJc w:val="left"/>
+      <w:pPr>
+        <w:ind w:left="6480" w:hanging="360"/>
+      </w:pPr>
+      <w:rPr>
+        <w:rFonts w:ascii="Wingdings" w:hAnsi="Wingdings" w:hint="default"/>
+      </w:rPr>
+    </w:lvl>
+  </w:abstractNum>
   <w:num w:numId="1" w16cid:durableId="1026564228">
     <w:abstractNumId w:val="8"/>
   </w:num>
@@ -6868,6 +8299,9 @@
   </w:num>
   <w:num w:numId="11" w16cid:durableId="1384258172">
     <w:abstractNumId w:val="10"/>
+  </w:num>
+  <w:num w:numId="12" w16cid:durableId="1830634874">
+    <w:abstractNumId w:val="11"/>
   </w:num>
 </w:numbering>
 </file>
@@ -16392,7 +17826,7 @@
       </w:tcPr>
     </w:tblStylePr>
   </w:style>
-  <w:style w:type="table" w:styleId="ColourfulShading">
+  <w:style w:type="table" w:styleId="ColorfulShading">
     <w:name w:val="Colorful Shading"/>
     <w:basedOn w:val="TableNormal"/>
     <w:uiPriority w:val="71"/>
@@ -16507,7 +17941,7 @@
       </w:rPr>
     </w:tblStylePr>
   </w:style>
-  <w:style w:type="table" w:styleId="ColourfulShadingAccent1">
+  <w:style w:type="table" w:styleId="ColorfulShading-Accent1">
     <w:name w:val="Colorful Shading Accent 1"/>
     <w:basedOn w:val="TableNormal"/>
     <w:uiPriority w:val="71"/>
@@ -16622,7 +18056,7 @@
       </w:rPr>
     </w:tblStylePr>
   </w:style>
-  <w:style w:type="table" w:styleId="ColourfulShadingAccent2">
+  <w:style w:type="table" w:styleId="ColorfulShading-Accent2">
     <w:name w:val="Colorful Shading Accent 2"/>
     <w:basedOn w:val="TableNormal"/>
     <w:uiPriority w:val="71"/>
@@ -16737,7 +18171,7 @@
       </w:rPr>
     </w:tblStylePr>
   </w:style>
-  <w:style w:type="table" w:styleId="ColourfulShadingAccent3">
+  <w:style w:type="table" w:styleId="ColorfulShading-Accent3">
     <w:name w:val="Colorful Shading Accent 3"/>
     <w:basedOn w:val="TableNormal"/>
     <w:uiPriority w:val="71"/>
@@ -16842,7 +18276,7 @@
       </w:tcPr>
     </w:tblStylePr>
   </w:style>
-  <w:style w:type="table" w:styleId="ColourfulShadingAccent4">
+  <w:style w:type="table" w:styleId="ColorfulShading-Accent4">
     <w:name w:val="Colorful Shading Accent 4"/>
     <w:basedOn w:val="TableNormal"/>
     <w:uiPriority w:val="71"/>
@@ -16957,7 +18391,7 @@
       </w:rPr>
     </w:tblStylePr>
   </w:style>
-  <w:style w:type="table" w:styleId="ColourfulShadingAccent5">
+  <w:style w:type="table" w:styleId="ColorfulShading-Accent5">
     <w:name w:val="Colorful Shading Accent 5"/>
     <w:basedOn w:val="TableNormal"/>
     <w:uiPriority w:val="71"/>
@@ -17072,7 +18506,7 @@
       </w:rPr>
     </w:tblStylePr>
   </w:style>
-  <w:style w:type="table" w:styleId="ColourfulShadingAccent6">
+  <w:style w:type="table" w:styleId="ColorfulShading-Accent6">
     <w:name w:val="Colorful Shading Accent 6"/>
     <w:basedOn w:val="TableNormal"/>
     <w:uiPriority w:val="71"/>
@@ -17187,7 +18621,7 @@
       </w:rPr>
     </w:tblStylePr>
   </w:style>
-  <w:style w:type="table" w:styleId="ColourfulList">
+  <w:style w:type="table" w:styleId="ColorfulList">
     <w:name w:val="Colorful List"/>
     <w:basedOn w:val="TableNormal"/>
     <w:uiPriority w:val="72"/>
@@ -17266,7 +18700,7 @@
       </w:tcPr>
     </w:tblStylePr>
   </w:style>
-  <w:style w:type="table" w:styleId="ColourfulListAccent1">
+  <w:style w:type="table" w:styleId="ColorfulList-Accent1">
     <w:name w:val="Colorful List Accent 1"/>
     <w:basedOn w:val="TableNormal"/>
     <w:uiPriority w:val="72"/>
@@ -17345,7 +18779,7 @@
       </w:tcPr>
     </w:tblStylePr>
   </w:style>
-  <w:style w:type="table" w:styleId="ColourfulListAccent2">
+  <w:style w:type="table" w:styleId="ColorfulList-Accent2">
     <w:name w:val="Colorful List Accent 2"/>
     <w:basedOn w:val="TableNormal"/>
     <w:uiPriority w:val="72"/>
@@ -17424,7 +18858,7 @@
       </w:tcPr>
     </w:tblStylePr>
   </w:style>
-  <w:style w:type="table" w:styleId="ColourfulListAccent3">
+  <w:style w:type="table" w:styleId="ColorfulList-Accent3">
     <w:name w:val="Colorful List Accent 3"/>
     <w:basedOn w:val="TableNormal"/>
     <w:uiPriority w:val="72"/>
@@ -17503,7 +18937,7 @@
       </w:tcPr>
     </w:tblStylePr>
   </w:style>
-  <w:style w:type="table" w:styleId="ColourfulListAccent4">
+  <w:style w:type="table" w:styleId="ColorfulList-Accent4">
     <w:name w:val="Colorful List Accent 4"/>
     <w:basedOn w:val="TableNormal"/>
     <w:uiPriority w:val="72"/>
@@ -17582,7 +19016,7 @@
       </w:tcPr>
     </w:tblStylePr>
   </w:style>
-  <w:style w:type="table" w:styleId="ColourfulListAccent5">
+  <w:style w:type="table" w:styleId="ColorfulList-Accent5">
     <w:name w:val="Colorful List Accent 5"/>
     <w:basedOn w:val="TableNormal"/>
     <w:uiPriority w:val="72"/>
@@ -17661,7 +19095,7 @@
       </w:tcPr>
     </w:tblStylePr>
   </w:style>
-  <w:style w:type="table" w:styleId="ColourfulListAccent6">
+  <w:style w:type="table" w:styleId="ColorfulList-Accent6">
     <w:name w:val="Colorful List Accent 6"/>
     <w:basedOn w:val="TableNormal"/>
     <w:uiPriority w:val="72"/>
@@ -17740,7 +19174,7 @@
       </w:tcPr>
     </w:tblStylePr>
   </w:style>
-  <w:style w:type="table" w:styleId="ColourfulGrid">
+  <w:style w:type="table" w:styleId="ColorfulGrid">
     <w:name w:val="Colorful Grid"/>
     <w:basedOn w:val="TableNormal"/>
     <w:uiPriority w:val="73"/>
@@ -17813,7 +19247,7 @@
       </w:tcPr>
     </w:tblStylePr>
   </w:style>
-  <w:style w:type="table" w:styleId="ColourfulGridAccent1">
+  <w:style w:type="table" w:styleId="ColorfulGrid-Accent1">
     <w:name w:val="Colorful Grid Accent 1"/>
     <w:basedOn w:val="TableNormal"/>
     <w:uiPriority w:val="73"/>
@@ -17886,7 +19320,7 @@
       </w:tcPr>
     </w:tblStylePr>
   </w:style>
-  <w:style w:type="table" w:styleId="ColourfulGridAccent2">
+  <w:style w:type="table" w:styleId="ColorfulGrid-Accent2">
     <w:name w:val="Colorful Grid Accent 2"/>
     <w:basedOn w:val="TableNormal"/>
     <w:uiPriority w:val="73"/>
@@ -17959,7 +19393,7 @@
       </w:tcPr>
     </w:tblStylePr>
   </w:style>
-  <w:style w:type="table" w:styleId="ColourfulGridAccent3">
+  <w:style w:type="table" w:styleId="ColorfulGrid-Accent3">
     <w:name w:val="Colorful Grid Accent 3"/>
     <w:basedOn w:val="TableNormal"/>
     <w:uiPriority w:val="73"/>
@@ -18032,7 +19466,7 @@
       </w:tcPr>
     </w:tblStylePr>
   </w:style>
-  <w:style w:type="table" w:styleId="ColourfulGridAccent4">
+  <w:style w:type="table" w:styleId="ColorfulGrid-Accent4">
     <w:name w:val="Colorful Grid Accent 4"/>
     <w:basedOn w:val="TableNormal"/>
     <w:uiPriority w:val="73"/>
@@ -18105,7 +19539,7 @@
       </w:tcPr>
     </w:tblStylePr>
   </w:style>
-  <w:style w:type="table" w:styleId="ColourfulGridAccent5">
+  <w:style w:type="table" w:styleId="ColorfulGrid-Accent5">
     <w:name w:val="Colorful Grid Accent 5"/>
     <w:basedOn w:val="TableNormal"/>
     <w:uiPriority w:val="73"/>
@@ -18178,7 +19612,7 @@
       </w:tcPr>
     </w:tblStylePr>
   </w:style>
-  <w:style w:type="table" w:styleId="ColourfulGridAccent6">
+  <w:style w:type="table" w:styleId="ColorfulGrid-Accent6">
     <w:name w:val="Colorful Grid Accent 6"/>
     <w:basedOn w:val="TableNormal"/>
     <w:uiPriority w:val="73"/>
@@ -18250,6 +19684,42 @@
         <w:shd w:val="clear" w:color="auto" w:fill="FBCAA2" w:themeFill="accent6" w:themeFillTint="7F"/>
       </w:tcPr>
     </w:tblStylePr>
+  </w:style>
+  <w:style w:type="paragraph" w:styleId="NormalWeb">
+    <w:name w:val="Normal (Web)"/>
+    <w:basedOn w:val="Normal"/>
+    <w:uiPriority w:val="99"/>
+    <w:semiHidden/>
+    <w:unhideWhenUsed/>
+    <w:rsid w:val="00E91CBC"/>
+    <w:rPr>
+      <w:rFonts w:ascii="Times New Roman" w:hAnsi="Times New Roman" w:cs="Times New Roman"/>
+      <w:sz w:val="24"/>
+      <w:szCs w:val="24"/>
+    </w:rPr>
+  </w:style>
+  <w:style w:type="character" w:styleId="Hyperlink">
+    <w:name w:val="Hyperlink"/>
+    <w:basedOn w:val="DefaultParagraphFont"/>
+    <w:uiPriority w:val="99"/>
+    <w:unhideWhenUsed/>
+    <w:rsid w:val="00E91CBC"/>
+    <w:rPr>
+      <w:color w:val="0000FF" w:themeColor="hyperlink"/>
+      <w:u w:val="single"/>
+    </w:rPr>
+  </w:style>
+  <w:style w:type="character" w:styleId="UnresolvedMention">
+    <w:name w:val="Unresolved Mention"/>
+    <w:basedOn w:val="DefaultParagraphFont"/>
+    <w:uiPriority w:val="99"/>
+    <w:semiHidden/>
+    <w:unhideWhenUsed/>
+    <w:rsid w:val="00E91CBC"/>
+    <w:rPr>
+      <w:color w:val="605E5C"/>
+      <w:shd w:val="clear" w:color="auto" w:fill="E1DFDD"/>
+    </w:rPr>
   </w:style>
 </w:styles>
 </file>
